--- a/szakdolgozat/Szakdolgozat_Sablon.docx
+++ b/szakdolgozat/Szakdolgozat_Sablon.docx
@@ -384,8 +384,10 @@
             <w:rPr>
               <w:rFonts w:eastAsiaTheme="minorEastAsia"/>
               <w:noProof/>
-              <w:sz w:val="22"/>
+              <w:kern w:val="2"/>
+              <w:szCs w:val="24"/>
               <w:lang w:eastAsia="hu-HU"/>
+              <w14:ligatures w14:val="standardContextual"/>
             </w:rPr>
           </w:pPr>
           <w:r>
@@ -397,7 +399,7 @@
           <w:r>
             <w:fldChar w:fldCharType="separate"/>
           </w:r>
-          <w:hyperlink w:anchor="_Toc87521353" w:history="1">
+          <w:hyperlink w:anchor="_Toc226659172" w:history="1">
             <w:r>
               <w:rPr>
                 <w:rStyle w:val="Hiperhivatkozs"/>
@@ -409,8 +411,10 @@
               <w:rPr>
                 <w:rFonts w:eastAsiaTheme="minorEastAsia"/>
                 <w:noProof/>
-                <w:sz w:val="22"/>
+                <w:kern w:val="2"/>
+                <w:szCs w:val="24"/>
                 <w:lang w:eastAsia="hu-HU"/>
+                <w14:ligatures w14:val="standardContextual"/>
               </w:rPr>
               <w:tab/>
             </w:r>
@@ -440,7 +444,7 @@
                 <w:noProof/>
                 <w:webHidden/>
               </w:rPr>
-              <w:instrText xml:space="preserve"> PAGEREF _Toc87521353 \h </w:instrText>
+              <w:instrText xml:space="preserve"> PAGEREF _Toc226659172 \h </w:instrText>
             </w:r>
             <w:r>
               <w:rPr>
@@ -481,11 +485,13 @@
             <w:rPr>
               <w:rFonts w:eastAsiaTheme="minorEastAsia"/>
               <w:noProof/>
-              <w:sz w:val="22"/>
+              <w:kern w:val="2"/>
+              <w:szCs w:val="24"/>
               <w:lang w:eastAsia="hu-HU"/>
+              <w14:ligatures w14:val="standardContextual"/>
             </w:rPr>
           </w:pPr>
-          <w:hyperlink w:anchor="_Toc87521354" w:history="1">
+          <w:hyperlink w:anchor="_Toc226659173" w:history="1">
             <w:r>
               <w:rPr>
                 <w:rStyle w:val="Hiperhivatkozs"/>
@@ -497,8 +503,10 @@
               <w:rPr>
                 <w:rFonts w:eastAsiaTheme="minorEastAsia"/>
                 <w:noProof/>
-                <w:sz w:val="22"/>
+                <w:kern w:val="2"/>
+                <w:szCs w:val="24"/>
                 <w:lang w:eastAsia="hu-HU"/>
+                <w14:ligatures w14:val="standardContextual"/>
               </w:rPr>
               <w:tab/>
             </w:r>
@@ -528,7 +536,7 @@
                 <w:noProof/>
                 <w:webHidden/>
               </w:rPr>
-              <w:instrText xml:space="preserve"> PAGEREF _Toc87521354 \h </w:instrText>
+              <w:instrText xml:space="preserve"> PAGEREF _Toc226659173 \h </w:instrText>
             </w:r>
             <w:r>
               <w:rPr>
@@ -549,6 +557,834 @@
                 <w:webHidden/>
               </w:rPr>
               <w:t>2</w:t>
+            </w:r>
+            <w:r>
+              <w:rPr>
+                <w:noProof/>
+                <w:webHidden/>
+              </w:rPr>
+              <w:fldChar w:fldCharType="end"/>
+            </w:r>
+          </w:hyperlink>
+        </w:p>
+        <w:p>
+          <w:pPr>
+            <w:pStyle w:val="TJ2"/>
+            <w:tabs>
+              <w:tab w:val="left" w:pos="960"/>
+              <w:tab w:val="right" w:leader="dot" w:pos="9062"/>
+            </w:tabs>
+            <w:rPr>
+              <w:rFonts w:eastAsiaTheme="minorEastAsia"/>
+              <w:noProof/>
+              <w:kern w:val="2"/>
+              <w:szCs w:val="24"/>
+              <w:lang w:eastAsia="hu-HU"/>
+              <w14:ligatures w14:val="standardContextual"/>
+            </w:rPr>
+          </w:pPr>
+          <w:hyperlink w:anchor="_Toc226659174" w:history="1">
+            <w:r>
+              <w:rPr>
+                <w:rStyle w:val="Hiperhivatkozs"/>
+                <w:noProof/>
+              </w:rPr>
+              <w:t>2.1.</w:t>
+            </w:r>
+            <w:r>
+              <w:rPr>
+                <w:rFonts w:eastAsiaTheme="minorEastAsia"/>
+                <w:noProof/>
+                <w:kern w:val="2"/>
+                <w:szCs w:val="24"/>
+                <w:lang w:eastAsia="hu-HU"/>
+                <w14:ligatures w14:val="standardContextual"/>
+              </w:rPr>
+              <w:tab/>
+            </w:r>
+            <w:r>
+              <w:rPr>
+                <w:rStyle w:val="Hiperhivatkozs"/>
+                <w:noProof/>
+              </w:rPr>
+              <w:t>Rendszerkövetelmények és hozzáférés:</w:t>
+            </w:r>
+            <w:r>
+              <w:rPr>
+                <w:noProof/>
+                <w:webHidden/>
+              </w:rPr>
+              <w:tab/>
+            </w:r>
+            <w:r>
+              <w:rPr>
+                <w:noProof/>
+                <w:webHidden/>
+              </w:rPr>
+              <w:fldChar w:fldCharType="begin"/>
+            </w:r>
+            <w:r>
+              <w:rPr>
+                <w:noProof/>
+                <w:webHidden/>
+              </w:rPr>
+              <w:instrText xml:space="preserve"> PAGEREF _Toc226659174 \h </w:instrText>
+            </w:r>
+            <w:r>
+              <w:rPr>
+                <w:noProof/>
+                <w:webHidden/>
+              </w:rPr>
+            </w:r>
+            <w:r>
+              <w:rPr>
+                <w:noProof/>
+                <w:webHidden/>
+              </w:rPr>
+              <w:fldChar w:fldCharType="separate"/>
+            </w:r>
+            <w:r>
+              <w:rPr>
+                <w:noProof/>
+                <w:webHidden/>
+              </w:rPr>
+              <w:t>2</w:t>
+            </w:r>
+            <w:r>
+              <w:rPr>
+                <w:noProof/>
+                <w:webHidden/>
+              </w:rPr>
+              <w:fldChar w:fldCharType="end"/>
+            </w:r>
+          </w:hyperlink>
+        </w:p>
+        <w:p>
+          <w:pPr>
+            <w:pStyle w:val="TJ2"/>
+            <w:tabs>
+              <w:tab w:val="left" w:pos="960"/>
+              <w:tab w:val="right" w:leader="dot" w:pos="9062"/>
+            </w:tabs>
+            <w:rPr>
+              <w:rFonts w:eastAsiaTheme="minorEastAsia"/>
+              <w:noProof/>
+              <w:kern w:val="2"/>
+              <w:szCs w:val="24"/>
+              <w:lang w:eastAsia="hu-HU"/>
+              <w14:ligatures w14:val="standardContextual"/>
+            </w:rPr>
+          </w:pPr>
+          <w:hyperlink w:anchor="_Toc226659175" w:history="1">
+            <w:r>
+              <w:rPr>
+                <w:rStyle w:val="Hiperhivatkozs"/>
+                <w:noProof/>
+              </w:rPr>
+              <w:t>2.2.</w:t>
+            </w:r>
+            <w:r>
+              <w:rPr>
+                <w:rFonts w:eastAsiaTheme="minorEastAsia"/>
+                <w:noProof/>
+                <w:kern w:val="2"/>
+                <w:szCs w:val="24"/>
+                <w:lang w:eastAsia="hu-HU"/>
+                <w14:ligatures w14:val="standardContextual"/>
+              </w:rPr>
+              <w:tab/>
+            </w:r>
+            <w:r>
+              <w:rPr>
+                <w:rStyle w:val="Hiperhivatkozs"/>
+                <w:noProof/>
+              </w:rPr>
+              <w:t>A publikus felület (Vendég nézet):</w:t>
+            </w:r>
+            <w:r>
+              <w:rPr>
+                <w:noProof/>
+                <w:webHidden/>
+              </w:rPr>
+              <w:tab/>
+            </w:r>
+            <w:r>
+              <w:rPr>
+                <w:noProof/>
+                <w:webHidden/>
+              </w:rPr>
+              <w:fldChar w:fldCharType="begin"/>
+            </w:r>
+            <w:r>
+              <w:rPr>
+                <w:noProof/>
+                <w:webHidden/>
+              </w:rPr>
+              <w:instrText xml:space="preserve"> PAGEREF _Toc226659175 \h </w:instrText>
+            </w:r>
+            <w:r>
+              <w:rPr>
+                <w:noProof/>
+                <w:webHidden/>
+              </w:rPr>
+            </w:r>
+            <w:r>
+              <w:rPr>
+                <w:noProof/>
+                <w:webHidden/>
+              </w:rPr>
+              <w:fldChar w:fldCharType="separate"/>
+            </w:r>
+            <w:r>
+              <w:rPr>
+                <w:noProof/>
+                <w:webHidden/>
+              </w:rPr>
+              <w:t>2</w:t>
+            </w:r>
+            <w:r>
+              <w:rPr>
+                <w:noProof/>
+                <w:webHidden/>
+              </w:rPr>
+              <w:fldChar w:fldCharType="end"/>
+            </w:r>
+          </w:hyperlink>
+        </w:p>
+        <w:p>
+          <w:pPr>
+            <w:pStyle w:val="TJ3"/>
+            <w:tabs>
+              <w:tab w:val="left" w:pos="1440"/>
+              <w:tab w:val="right" w:leader="dot" w:pos="9062"/>
+            </w:tabs>
+            <w:rPr>
+              <w:rFonts w:eastAsiaTheme="minorEastAsia"/>
+              <w:noProof/>
+              <w:kern w:val="2"/>
+              <w:szCs w:val="24"/>
+              <w:lang w:eastAsia="hu-HU"/>
+              <w14:ligatures w14:val="standardContextual"/>
+            </w:rPr>
+          </w:pPr>
+          <w:hyperlink w:anchor="_Toc226659176" w:history="1">
+            <w:r>
+              <w:rPr>
+                <w:rStyle w:val="Hiperhivatkozs"/>
+                <w:noProof/>
+              </w:rPr>
+              <w:t>2.2.1.</w:t>
+            </w:r>
+            <w:r>
+              <w:rPr>
+                <w:rFonts w:eastAsiaTheme="minorEastAsia"/>
+                <w:noProof/>
+                <w:kern w:val="2"/>
+                <w:szCs w:val="24"/>
+                <w:lang w:eastAsia="hu-HU"/>
+                <w14:ligatures w14:val="standardContextual"/>
+              </w:rPr>
+              <w:tab/>
+            </w:r>
+            <w:r>
+              <w:rPr>
+                <w:rStyle w:val="Hiperhivatkozs"/>
+                <w:noProof/>
+              </w:rPr>
+              <w:t>Navigáció és információs oldalak bemutatása</w:t>
+            </w:r>
+            <w:r>
+              <w:rPr>
+                <w:noProof/>
+                <w:webHidden/>
+              </w:rPr>
+              <w:tab/>
+            </w:r>
+            <w:r>
+              <w:rPr>
+                <w:noProof/>
+                <w:webHidden/>
+              </w:rPr>
+              <w:fldChar w:fldCharType="begin"/>
+            </w:r>
+            <w:r>
+              <w:rPr>
+                <w:noProof/>
+                <w:webHidden/>
+              </w:rPr>
+              <w:instrText xml:space="preserve"> PAGEREF _Toc226659176 \h </w:instrText>
+            </w:r>
+            <w:r>
+              <w:rPr>
+                <w:noProof/>
+                <w:webHidden/>
+              </w:rPr>
+            </w:r>
+            <w:r>
+              <w:rPr>
+                <w:noProof/>
+                <w:webHidden/>
+              </w:rPr>
+              <w:fldChar w:fldCharType="separate"/>
+            </w:r>
+            <w:r>
+              <w:rPr>
+                <w:noProof/>
+                <w:webHidden/>
+              </w:rPr>
+              <w:t>2</w:t>
+            </w:r>
+            <w:r>
+              <w:rPr>
+                <w:noProof/>
+                <w:webHidden/>
+              </w:rPr>
+              <w:fldChar w:fldCharType="end"/>
+            </w:r>
+          </w:hyperlink>
+        </w:p>
+        <w:p>
+          <w:pPr>
+            <w:pStyle w:val="TJ3"/>
+            <w:tabs>
+              <w:tab w:val="left" w:pos="1440"/>
+              <w:tab w:val="right" w:leader="dot" w:pos="9062"/>
+            </w:tabs>
+            <w:rPr>
+              <w:rFonts w:eastAsiaTheme="minorEastAsia"/>
+              <w:noProof/>
+              <w:kern w:val="2"/>
+              <w:szCs w:val="24"/>
+              <w:lang w:eastAsia="hu-HU"/>
+              <w14:ligatures w14:val="standardContextual"/>
+            </w:rPr>
+          </w:pPr>
+          <w:hyperlink w:anchor="_Toc226659177" w:history="1">
+            <w:r>
+              <w:rPr>
+                <w:rStyle w:val="Hiperhivatkozs"/>
+                <w:noProof/>
+              </w:rPr>
+              <w:t>2.2.2.</w:t>
+            </w:r>
+            <w:r>
+              <w:rPr>
+                <w:rFonts w:eastAsiaTheme="minorEastAsia"/>
+                <w:noProof/>
+                <w:kern w:val="2"/>
+                <w:szCs w:val="24"/>
+                <w:lang w:eastAsia="hu-HU"/>
+                <w14:ligatures w14:val="standardContextual"/>
+              </w:rPr>
+              <w:tab/>
+            </w:r>
+            <w:r>
+              <w:rPr>
+                <w:rStyle w:val="Hiperhivatkozs"/>
+                <w:noProof/>
+              </w:rPr>
+              <w:t>A foglalás menete</w:t>
+            </w:r>
+            <w:r>
+              <w:rPr>
+                <w:noProof/>
+                <w:webHidden/>
+              </w:rPr>
+              <w:tab/>
+            </w:r>
+            <w:r>
+              <w:rPr>
+                <w:noProof/>
+                <w:webHidden/>
+              </w:rPr>
+              <w:fldChar w:fldCharType="begin"/>
+            </w:r>
+            <w:r>
+              <w:rPr>
+                <w:noProof/>
+                <w:webHidden/>
+              </w:rPr>
+              <w:instrText xml:space="preserve"> PAGEREF _Toc226659177 \h </w:instrText>
+            </w:r>
+            <w:r>
+              <w:rPr>
+                <w:noProof/>
+                <w:webHidden/>
+              </w:rPr>
+            </w:r>
+            <w:r>
+              <w:rPr>
+                <w:noProof/>
+                <w:webHidden/>
+              </w:rPr>
+              <w:fldChar w:fldCharType="separate"/>
+            </w:r>
+            <w:r>
+              <w:rPr>
+                <w:noProof/>
+                <w:webHidden/>
+              </w:rPr>
+              <w:t>4</w:t>
+            </w:r>
+            <w:r>
+              <w:rPr>
+                <w:noProof/>
+                <w:webHidden/>
+              </w:rPr>
+              <w:fldChar w:fldCharType="end"/>
+            </w:r>
+          </w:hyperlink>
+        </w:p>
+        <w:p>
+          <w:pPr>
+            <w:pStyle w:val="TJ2"/>
+            <w:tabs>
+              <w:tab w:val="left" w:pos="960"/>
+              <w:tab w:val="right" w:leader="dot" w:pos="9062"/>
+            </w:tabs>
+            <w:rPr>
+              <w:rFonts w:eastAsiaTheme="minorEastAsia"/>
+              <w:noProof/>
+              <w:kern w:val="2"/>
+              <w:szCs w:val="24"/>
+              <w:lang w:eastAsia="hu-HU"/>
+              <w14:ligatures w14:val="standardContextual"/>
+            </w:rPr>
+          </w:pPr>
+          <w:hyperlink w:anchor="_Toc226659178" w:history="1">
+            <w:r>
+              <w:rPr>
+                <w:rStyle w:val="Hiperhivatkozs"/>
+                <w:noProof/>
+              </w:rPr>
+              <w:t>2.3.</w:t>
+            </w:r>
+            <w:r>
+              <w:rPr>
+                <w:rFonts w:eastAsiaTheme="minorEastAsia"/>
+                <w:noProof/>
+                <w:kern w:val="2"/>
+                <w:szCs w:val="24"/>
+                <w:lang w:eastAsia="hu-HU"/>
+                <w14:ligatures w14:val="standardContextual"/>
+              </w:rPr>
+              <w:tab/>
+            </w:r>
+            <w:r>
+              <w:rPr>
+                <w:rStyle w:val="Hiperhivatkozs"/>
+                <w:noProof/>
+              </w:rPr>
+              <w:t>Az Adminisztrációs felület bemutatása</w:t>
+            </w:r>
+            <w:r>
+              <w:rPr>
+                <w:noProof/>
+                <w:webHidden/>
+              </w:rPr>
+              <w:tab/>
+            </w:r>
+            <w:r>
+              <w:rPr>
+                <w:noProof/>
+                <w:webHidden/>
+              </w:rPr>
+              <w:fldChar w:fldCharType="begin"/>
+            </w:r>
+            <w:r>
+              <w:rPr>
+                <w:noProof/>
+                <w:webHidden/>
+              </w:rPr>
+              <w:instrText xml:space="preserve"> PAGEREF _Toc226659178 \h </w:instrText>
+            </w:r>
+            <w:r>
+              <w:rPr>
+                <w:noProof/>
+                <w:webHidden/>
+              </w:rPr>
+            </w:r>
+            <w:r>
+              <w:rPr>
+                <w:noProof/>
+                <w:webHidden/>
+              </w:rPr>
+              <w:fldChar w:fldCharType="separate"/>
+            </w:r>
+            <w:r>
+              <w:rPr>
+                <w:noProof/>
+                <w:webHidden/>
+              </w:rPr>
+              <w:t>7</w:t>
+            </w:r>
+            <w:r>
+              <w:rPr>
+                <w:noProof/>
+                <w:webHidden/>
+              </w:rPr>
+              <w:fldChar w:fldCharType="end"/>
+            </w:r>
+          </w:hyperlink>
+        </w:p>
+        <w:p>
+          <w:pPr>
+            <w:pStyle w:val="TJ3"/>
+            <w:tabs>
+              <w:tab w:val="left" w:pos="1440"/>
+              <w:tab w:val="right" w:leader="dot" w:pos="9062"/>
+            </w:tabs>
+            <w:rPr>
+              <w:rFonts w:eastAsiaTheme="minorEastAsia"/>
+              <w:noProof/>
+              <w:kern w:val="2"/>
+              <w:szCs w:val="24"/>
+              <w:lang w:eastAsia="hu-HU"/>
+              <w14:ligatures w14:val="standardContextual"/>
+            </w:rPr>
+          </w:pPr>
+          <w:hyperlink w:anchor="_Toc226659179" w:history="1">
+            <w:r>
+              <w:rPr>
+                <w:rStyle w:val="Hiperhivatkozs"/>
+                <w:noProof/>
+              </w:rPr>
+              <w:t>2.3.1.</w:t>
+            </w:r>
+            <w:r>
+              <w:rPr>
+                <w:rFonts w:eastAsiaTheme="minorEastAsia"/>
+                <w:noProof/>
+                <w:kern w:val="2"/>
+                <w:szCs w:val="24"/>
+                <w:lang w:eastAsia="hu-HU"/>
+                <w14:ligatures w14:val="standardContextual"/>
+              </w:rPr>
+              <w:tab/>
+            </w:r>
+            <w:r>
+              <w:rPr>
+                <w:rStyle w:val="Hiperhivatkozs"/>
+                <w:noProof/>
+              </w:rPr>
+              <w:t>Hitelesítés és biztonság (Bejelentkezés)</w:t>
+            </w:r>
+            <w:r>
+              <w:rPr>
+                <w:noProof/>
+                <w:webHidden/>
+              </w:rPr>
+              <w:tab/>
+            </w:r>
+            <w:r>
+              <w:rPr>
+                <w:noProof/>
+                <w:webHidden/>
+              </w:rPr>
+              <w:fldChar w:fldCharType="begin"/>
+            </w:r>
+            <w:r>
+              <w:rPr>
+                <w:noProof/>
+                <w:webHidden/>
+              </w:rPr>
+              <w:instrText xml:space="preserve"> PAGEREF _Toc226659179 \h </w:instrText>
+            </w:r>
+            <w:r>
+              <w:rPr>
+                <w:noProof/>
+                <w:webHidden/>
+              </w:rPr>
+            </w:r>
+            <w:r>
+              <w:rPr>
+                <w:noProof/>
+                <w:webHidden/>
+              </w:rPr>
+              <w:fldChar w:fldCharType="separate"/>
+            </w:r>
+            <w:r>
+              <w:rPr>
+                <w:noProof/>
+                <w:webHidden/>
+              </w:rPr>
+              <w:t>7</w:t>
+            </w:r>
+            <w:r>
+              <w:rPr>
+                <w:noProof/>
+                <w:webHidden/>
+              </w:rPr>
+              <w:fldChar w:fldCharType="end"/>
+            </w:r>
+          </w:hyperlink>
+        </w:p>
+        <w:p>
+          <w:pPr>
+            <w:pStyle w:val="TJ3"/>
+            <w:tabs>
+              <w:tab w:val="left" w:pos="1440"/>
+              <w:tab w:val="right" w:leader="dot" w:pos="9062"/>
+            </w:tabs>
+            <w:rPr>
+              <w:rFonts w:eastAsiaTheme="minorEastAsia"/>
+              <w:noProof/>
+              <w:kern w:val="2"/>
+              <w:szCs w:val="24"/>
+              <w:lang w:eastAsia="hu-HU"/>
+              <w14:ligatures w14:val="standardContextual"/>
+            </w:rPr>
+          </w:pPr>
+          <w:hyperlink w:anchor="_Toc226659180" w:history="1">
+            <w:r>
+              <w:rPr>
+                <w:rStyle w:val="Hiperhivatkozs"/>
+                <w:noProof/>
+              </w:rPr>
+              <w:t>2.3.2.</w:t>
+            </w:r>
+            <w:r>
+              <w:rPr>
+                <w:rFonts w:eastAsiaTheme="minorEastAsia"/>
+                <w:noProof/>
+                <w:kern w:val="2"/>
+                <w:szCs w:val="24"/>
+                <w:lang w:eastAsia="hu-HU"/>
+                <w14:ligatures w14:val="standardContextual"/>
+              </w:rPr>
+              <w:tab/>
+            </w:r>
+            <w:r>
+              <w:rPr>
+                <w:rStyle w:val="Hiperhivatkozs"/>
+                <w:noProof/>
+              </w:rPr>
+              <w:t>Vezérlőpult (Dashboard) és Foglalások kezelése</w:t>
+            </w:r>
+            <w:r>
+              <w:rPr>
+                <w:noProof/>
+                <w:webHidden/>
+              </w:rPr>
+              <w:tab/>
+            </w:r>
+            <w:r>
+              <w:rPr>
+                <w:noProof/>
+                <w:webHidden/>
+              </w:rPr>
+              <w:fldChar w:fldCharType="begin"/>
+            </w:r>
+            <w:r>
+              <w:rPr>
+                <w:noProof/>
+                <w:webHidden/>
+              </w:rPr>
+              <w:instrText xml:space="preserve"> PAGEREF _Toc226659180 \h </w:instrText>
+            </w:r>
+            <w:r>
+              <w:rPr>
+                <w:noProof/>
+                <w:webHidden/>
+              </w:rPr>
+            </w:r>
+            <w:r>
+              <w:rPr>
+                <w:noProof/>
+                <w:webHidden/>
+              </w:rPr>
+              <w:fldChar w:fldCharType="separate"/>
+            </w:r>
+            <w:r>
+              <w:rPr>
+                <w:noProof/>
+                <w:webHidden/>
+              </w:rPr>
+              <w:t>7</w:t>
+            </w:r>
+            <w:r>
+              <w:rPr>
+                <w:noProof/>
+                <w:webHidden/>
+              </w:rPr>
+              <w:fldChar w:fldCharType="end"/>
+            </w:r>
+          </w:hyperlink>
+        </w:p>
+        <w:p>
+          <w:pPr>
+            <w:pStyle w:val="TJ3"/>
+            <w:tabs>
+              <w:tab w:val="left" w:pos="1440"/>
+              <w:tab w:val="right" w:leader="dot" w:pos="9062"/>
+            </w:tabs>
+            <w:rPr>
+              <w:rFonts w:eastAsiaTheme="minorEastAsia"/>
+              <w:noProof/>
+              <w:kern w:val="2"/>
+              <w:szCs w:val="24"/>
+              <w:lang w:eastAsia="hu-HU"/>
+              <w14:ligatures w14:val="standardContextual"/>
+            </w:rPr>
+          </w:pPr>
+          <w:hyperlink w:anchor="_Toc226659181" w:history="1">
+            <w:r>
+              <w:rPr>
+                <w:rStyle w:val="Hiperhivatkozs"/>
+                <w:noProof/>
+              </w:rPr>
+              <w:t>2.3.3.</w:t>
+            </w:r>
+            <w:r>
+              <w:rPr>
+                <w:rFonts w:eastAsiaTheme="minorEastAsia"/>
+                <w:noProof/>
+                <w:kern w:val="2"/>
+                <w:szCs w:val="24"/>
+                <w:lang w:eastAsia="hu-HU"/>
+                <w14:ligatures w14:val="standardContextual"/>
+              </w:rPr>
+              <w:tab/>
+            </w:r>
+            <w:r>
+              <w:rPr>
+                <w:rStyle w:val="Hiperhivatkozs"/>
+                <w:noProof/>
+              </w:rPr>
+              <w:t>Globális beállítások és árak dinamikus kezelése</w:t>
+            </w:r>
+            <w:r>
+              <w:rPr>
+                <w:noProof/>
+                <w:webHidden/>
+              </w:rPr>
+              <w:tab/>
+            </w:r>
+            <w:r>
+              <w:rPr>
+                <w:noProof/>
+                <w:webHidden/>
+              </w:rPr>
+              <w:fldChar w:fldCharType="begin"/>
+            </w:r>
+            <w:r>
+              <w:rPr>
+                <w:noProof/>
+                <w:webHidden/>
+              </w:rPr>
+              <w:instrText xml:space="preserve"> PAGEREF _Toc226659181 \h </w:instrText>
+            </w:r>
+            <w:r>
+              <w:rPr>
+                <w:noProof/>
+                <w:webHidden/>
+              </w:rPr>
+            </w:r>
+            <w:r>
+              <w:rPr>
+                <w:noProof/>
+                <w:webHidden/>
+              </w:rPr>
+              <w:fldChar w:fldCharType="separate"/>
+            </w:r>
+            <w:r>
+              <w:rPr>
+                <w:noProof/>
+                <w:webHidden/>
+              </w:rPr>
+              <w:t>9</w:t>
+            </w:r>
+            <w:r>
+              <w:rPr>
+                <w:noProof/>
+                <w:webHidden/>
+              </w:rPr>
+              <w:fldChar w:fldCharType="end"/>
+            </w:r>
+          </w:hyperlink>
+        </w:p>
+        <w:p>
+          <w:pPr>
+            <w:pStyle w:val="TJ3"/>
+            <w:tabs>
+              <w:tab w:val="left" w:pos="1440"/>
+              <w:tab w:val="right" w:leader="dot" w:pos="9062"/>
+            </w:tabs>
+            <w:rPr>
+              <w:rFonts w:eastAsiaTheme="minorEastAsia"/>
+              <w:noProof/>
+              <w:kern w:val="2"/>
+              <w:szCs w:val="24"/>
+              <w:lang w:eastAsia="hu-HU"/>
+              <w14:ligatures w14:val="standardContextual"/>
+            </w:rPr>
+          </w:pPr>
+          <w:hyperlink w:anchor="_Toc226659182" w:history="1">
+            <w:r>
+              <w:rPr>
+                <w:rStyle w:val="Hiperhivatkozs"/>
+                <w:noProof/>
+              </w:rPr>
+              <w:t>2.3.4.</w:t>
+            </w:r>
+            <w:r>
+              <w:rPr>
+                <w:rFonts w:eastAsiaTheme="minorEastAsia"/>
+                <w:noProof/>
+                <w:kern w:val="2"/>
+                <w:szCs w:val="24"/>
+                <w:lang w:eastAsia="hu-HU"/>
+                <w14:ligatures w14:val="standardContextual"/>
+              </w:rPr>
+              <w:tab/>
+            </w:r>
+            <w:r>
+              <w:rPr>
+                <w:rStyle w:val="Hiperhivatkozs"/>
+                <w:noProof/>
+              </w:rPr>
+              <w:t>Tartalomkezelés (Galéria és Szobák)</w:t>
+            </w:r>
+            <w:r>
+              <w:rPr>
+                <w:noProof/>
+                <w:webHidden/>
+              </w:rPr>
+              <w:tab/>
+            </w:r>
+            <w:r>
+              <w:rPr>
+                <w:noProof/>
+                <w:webHidden/>
+              </w:rPr>
+              <w:fldChar w:fldCharType="begin"/>
+            </w:r>
+            <w:r>
+              <w:rPr>
+                <w:noProof/>
+                <w:webHidden/>
+              </w:rPr>
+              <w:instrText xml:space="preserve"> PAGEREF _Toc226659182 \h </w:instrText>
+            </w:r>
+            <w:r>
+              <w:rPr>
+                <w:noProof/>
+                <w:webHidden/>
+              </w:rPr>
+            </w:r>
+            <w:r>
+              <w:rPr>
+                <w:noProof/>
+                <w:webHidden/>
+              </w:rPr>
+              <w:fldChar w:fldCharType="separate"/>
+            </w:r>
+            <w:r>
+              <w:rPr>
+                <w:noProof/>
+                <w:webHidden/>
+              </w:rPr>
+              <w:t>10</w:t>
             </w:r>
             <w:r>
               <w:rPr>
@@ -569,11 +1405,13 @@
             <w:rPr>
               <w:rFonts w:eastAsiaTheme="minorEastAsia"/>
               <w:noProof/>
-              <w:sz w:val="22"/>
+              <w:kern w:val="2"/>
+              <w:szCs w:val="24"/>
               <w:lang w:eastAsia="hu-HU"/>
+              <w14:ligatures w14:val="standardContextual"/>
             </w:rPr>
           </w:pPr>
-          <w:hyperlink w:anchor="_Toc87521355" w:history="1">
+          <w:hyperlink w:anchor="_Toc226659183" w:history="1">
             <w:r>
               <w:rPr>
                 <w:rStyle w:val="Hiperhivatkozs"/>
@@ -585,8 +1423,10 @@
               <w:rPr>
                 <w:rFonts w:eastAsiaTheme="minorEastAsia"/>
                 <w:noProof/>
-                <w:sz w:val="22"/>
+                <w:kern w:val="2"/>
+                <w:szCs w:val="24"/>
                 <w:lang w:eastAsia="hu-HU"/>
+                <w14:ligatures w14:val="standardContextual"/>
               </w:rPr>
               <w:tab/>
             </w:r>
@@ -616,7 +1456,7 @@
                 <w:noProof/>
                 <w:webHidden/>
               </w:rPr>
-              <w:instrText xml:space="preserve"> PAGEREF _Toc87521355 \h </w:instrText>
+              <w:instrText xml:space="preserve"> PAGEREF _Toc226659183 \h </w:instrText>
             </w:r>
             <w:r>
               <w:rPr>
@@ -636,7 +1476,1203 @@
                 <w:noProof/>
                 <w:webHidden/>
               </w:rPr>
-              <w:t>3</w:t>
+              <w:t>12</w:t>
+            </w:r>
+            <w:r>
+              <w:rPr>
+                <w:noProof/>
+                <w:webHidden/>
+              </w:rPr>
+              <w:fldChar w:fldCharType="end"/>
+            </w:r>
+          </w:hyperlink>
+        </w:p>
+        <w:p>
+          <w:pPr>
+            <w:pStyle w:val="TJ2"/>
+            <w:tabs>
+              <w:tab w:val="left" w:pos="960"/>
+              <w:tab w:val="right" w:leader="dot" w:pos="9062"/>
+            </w:tabs>
+            <w:rPr>
+              <w:rFonts w:eastAsiaTheme="minorEastAsia"/>
+              <w:noProof/>
+              <w:kern w:val="2"/>
+              <w:szCs w:val="24"/>
+              <w:lang w:eastAsia="hu-HU"/>
+              <w14:ligatures w14:val="standardContextual"/>
+            </w:rPr>
+          </w:pPr>
+          <w:hyperlink w:anchor="_Toc226659184" w:history="1">
+            <w:r>
+              <w:rPr>
+                <w:rStyle w:val="Hiperhivatkozs"/>
+                <w:noProof/>
+              </w:rPr>
+              <w:t>3.1.</w:t>
+            </w:r>
+            <w:r>
+              <w:rPr>
+                <w:rFonts w:eastAsiaTheme="minorEastAsia"/>
+                <w:noProof/>
+                <w:kern w:val="2"/>
+                <w:szCs w:val="24"/>
+                <w:lang w:eastAsia="hu-HU"/>
+                <w14:ligatures w14:val="standardContextual"/>
+              </w:rPr>
+              <w:tab/>
+            </w:r>
+            <w:r>
+              <w:rPr>
+                <w:rStyle w:val="Hiperhivatkozs"/>
+                <w:noProof/>
+              </w:rPr>
+              <w:t>Felhasznált technológiák és fejlesztői környezet</w:t>
+            </w:r>
+            <w:r>
+              <w:rPr>
+                <w:noProof/>
+                <w:webHidden/>
+              </w:rPr>
+              <w:tab/>
+            </w:r>
+            <w:r>
+              <w:rPr>
+                <w:noProof/>
+                <w:webHidden/>
+              </w:rPr>
+              <w:fldChar w:fldCharType="begin"/>
+            </w:r>
+            <w:r>
+              <w:rPr>
+                <w:noProof/>
+                <w:webHidden/>
+              </w:rPr>
+              <w:instrText xml:space="preserve"> PAGEREF _Toc226659184 \h </w:instrText>
+            </w:r>
+            <w:r>
+              <w:rPr>
+                <w:noProof/>
+                <w:webHidden/>
+              </w:rPr>
+            </w:r>
+            <w:r>
+              <w:rPr>
+                <w:noProof/>
+                <w:webHidden/>
+              </w:rPr>
+              <w:fldChar w:fldCharType="separate"/>
+            </w:r>
+            <w:r>
+              <w:rPr>
+                <w:noProof/>
+                <w:webHidden/>
+              </w:rPr>
+              <w:t>12</w:t>
+            </w:r>
+            <w:r>
+              <w:rPr>
+                <w:noProof/>
+                <w:webHidden/>
+              </w:rPr>
+              <w:fldChar w:fldCharType="end"/>
+            </w:r>
+          </w:hyperlink>
+        </w:p>
+        <w:p>
+          <w:pPr>
+            <w:pStyle w:val="TJ3"/>
+            <w:tabs>
+              <w:tab w:val="left" w:pos="1440"/>
+              <w:tab w:val="right" w:leader="dot" w:pos="9062"/>
+            </w:tabs>
+            <w:rPr>
+              <w:rFonts w:eastAsiaTheme="minorEastAsia"/>
+              <w:noProof/>
+              <w:kern w:val="2"/>
+              <w:szCs w:val="24"/>
+              <w:lang w:eastAsia="hu-HU"/>
+              <w14:ligatures w14:val="standardContextual"/>
+            </w:rPr>
+          </w:pPr>
+          <w:hyperlink w:anchor="_Toc226659185" w:history="1">
+            <w:r>
+              <w:rPr>
+                <w:rStyle w:val="Hiperhivatkozs"/>
+                <w:noProof/>
+              </w:rPr>
+              <w:t>3.1.1.</w:t>
+            </w:r>
+            <w:r>
+              <w:rPr>
+                <w:rFonts w:eastAsiaTheme="minorEastAsia"/>
+                <w:noProof/>
+                <w:kern w:val="2"/>
+                <w:szCs w:val="24"/>
+                <w:lang w:eastAsia="hu-HU"/>
+                <w14:ligatures w14:val="standardContextual"/>
+              </w:rPr>
+              <w:tab/>
+            </w:r>
+            <w:r>
+              <w:rPr>
+                <w:rStyle w:val="Hiperhivatkozs"/>
+                <w:noProof/>
+              </w:rPr>
+              <w:t>Fejlesztői környezet és verziókezelés</w:t>
+            </w:r>
+            <w:r>
+              <w:rPr>
+                <w:noProof/>
+                <w:webHidden/>
+              </w:rPr>
+              <w:tab/>
+            </w:r>
+            <w:r>
+              <w:rPr>
+                <w:noProof/>
+                <w:webHidden/>
+              </w:rPr>
+              <w:fldChar w:fldCharType="begin"/>
+            </w:r>
+            <w:r>
+              <w:rPr>
+                <w:noProof/>
+                <w:webHidden/>
+              </w:rPr>
+              <w:instrText xml:space="preserve"> PAGEREF _Toc226659185 \h </w:instrText>
+            </w:r>
+            <w:r>
+              <w:rPr>
+                <w:noProof/>
+                <w:webHidden/>
+              </w:rPr>
+            </w:r>
+            <w:r>
+              <w:rPr>
+                <w:noProof/>
+                <w:webHidden/>
+              </w:rPr>
+              <w:fldChar w:fldCharType="separate"/>
+            </w:r>
+            <w:r>
+              <w:rPr>
+                <w:noProof/>
+                <w:webHidden/>
+              </w:rPr>
+              <w:t>12</w:t>
+            </w:r>
+            <w:r>
+              <w:rPr>
+                <w:noProof/>
+                <w:webHidden/>
+              </w:rPr>
+              <w:fldChar w:fldCharType="end"/>
+            </w:r>
+          </w:hyperlink>
+        </w:p>
+        <w:p>
+          <w:pPr>
+            <w:pStyle w:val="TJ3"/>
+            <w:tabs>
+              <w:tab w:val="left" w:pos="1440"/>
+              <w:tab w:val="right" w:leader="dot" w:pos="9062"/>
+            </w:tabs>
+            <w:rPr>
+              <w:rFonts w:eastAsiaTheme="minorEastAsia"/>
+              <w:noProof/>
+              <w:kern w:val="2"/>
+              <w:szCs w:val="24"/>
+              <w:lang w:eastAsia="hu-HU"/>
+              <w14:ligatures w14:val="standardContextual"/>
+            </w:rPr>
+          </w:pPr>
+          <w:hyperlink w:anchor="_Toc226659186" w:history="1">
+            <w:r>
+              <w:rPr>
+                <w:rStyle w:val="Hiperhivatkozs"/>
+                <w:noProof/>
+              </w:rPr>
+              <w:t>3.1.2.</w:t>
+            </w:r>
+            <w:r>
+              <w:rPr>
+                <w:rFonts w:eastAsiaTheme="minorEastAsia"/>
+                <w:noProof/>
+                <w:kern w:val="2"/>
+                <w:szCs w:val="24"/>
+                <w:lang w:eastAsia="hu-HU"/>
+                <w14:ligatures w14:val="standardContextual"/>
+              </w:rPr>
+              <w:tab/>
+            </w:r>
+            <w:r>
+              <w:rPr>
+                <w:rStyle w:val="Hiperhivatkozs"/>
+                <w:noProof/>
+              </w:rPr>
+              <w:t>Szerveroldali technológiák</w:t>
+            </w:r>
+            <w:r>
+              <w:rPr>
+                <w:noProof/>
+                <w:webHidden/>
+              </w:rPr>
+              <w:tab/>
+            </w:r>
+            <w:r>
+              <w:rPr>
+                <w:noProof/>
+                <w:webHidden/>
+              </w:rPr>
+              <w:fldChar w:fldCharType="begin"/>
+            </w:r>
+            <w:r>
+              <w:rPr>
+                <w:noProof/>
+                <w:webHidden/>
+              </w:rPr>
+              <w:instrText xml:space="preserve"> PAGEREF _Toc226659186 \h </w:instrText>
+            </w:r>
+            <w:r>
+              <w:rPr>
+                <w:noProof/>
+                <w:webHidden/>
+              </w:rPr>
+            </w:r>
+            <w:r>
+              <w:rPr>
+                <w:noProof/>
+                <w:webHidden/>
+              </w:rPr>
+              <w:fldChar w:fldCharType="separate"/>
+            </w:r>
+            <w:r>
+              <w:rPr>
+                <w:noProof/>
+                <w:webHidden/>
+              </w:rPr>
+              <w:t>12</w:t>
+            </w:r>
+            <w:r>
+              <w:rPr>
+                <w:noProof/>
+                <w:webHidden/>
+              </w:rPr>
+              <w:fldChar w:fldCharType="end"/>
+            </w:r>
+          </w:hyperlink>
+        </w:p>
+        <w:p>
+          <w:pPr>
+            <w:pStyle w:val="TJ3"/>
+            <w:tabs>
+              <w:tab w:val="left" w:pos="1440"/>
+              <w:tab w:val="right" w:leader="dot" w:pos="9062"/>
+            </w:tabs>
+            <w:rPr>
+              <w:rFonts w:eastAsiaTheme="minorEastAsia"/>
+              <w:noProof/>
+              <w:kern w:val="2"/>
+              <w:szCs w:val="24"/>
+              <w:lang w:eastAsia="hu-HU"/>
+              <w14:ligatures w14:val="standardContextual"/>
+            </w:rPr>
+          </w:pPr>
+          <w:hyperlink w:anchor="_Toc226659187" w:history="1">
+            <w:r>
+              <w:rPr>
+                <w:rStyle w:val="Hiperhivatkozs"/>
+                <w:noProof/>
+              </w:rPr>
+              <w:t>3.1.3.</w:t>
+            </w:r>
+            <w:r>
+              <w:rPr>
+                <w:rFonts w:eastAsiaTheme="minorEastAsia"/>
+                <w:noProof/>
+                <w:kern w:val="2"/>
+                <w:szCs w:val="24"/>
+                <w:lang w:eastAsia="hu-HU"/>
+                <w14:ligatures w14:val="standardContextual"/>
+              </w:rPr>
+              <w:tab/>
+            </w:r>
+            <w:r>
+              <w:rPr>
+                <w:rStyle w:val="Hiperhivatkozs"/>
+                <w:noProof/>
+              </w:rPr>
+              <w:t>Adatbázis-kezelés</w:t>
+            </w:r>
+            <w:r>
+              <w:rPr>
+                <w:noProof/>
+                <w:webHidden/>
+              </w:rPr>
+              <w:tab/>
+            </w:r>
+            <w:r>
+              <w:rPr>
+                <w:noProof/>
+                <w:webHidden/>
+              </w:rPr>
+              <w:fldChar w:fldCharType="begin"/>
+            </w:r>
+            <w:r>
+              <w:rPr>
+                <w:noProof/>
+                <w:webHidden/>
+              </w:rPr>
+              <w:instrText xml:space="preserve"> PAGEREF _Toc226659187 \h </w:instrText>
+            </w:r>
+            <w:r>
+              <w:rPr>
+                <w:noProof/>
+                <w:webHidden/>
+              </w:rPr>
+            </w:r>
+            <w:r>
+              <w:rPr>
+                <w:noProof/>
+                <w:webHidden/>
+              </w:rPr>
+              <w:fldChar w:fldCharType="separate"/>
+            </w:r>
+            <w:r>
+              <w:rPr>
+                <w:noProof/>
+                <w:webHidden/>
+              </w:rPr>
+              <w:t>13</w:t>
+            </w:r>
+            <w:r>
+              <w:rPr>
+                <w:noProof/>
+                <w:webHidden/>
+              </w:rPr>
+              <w:fldChar w:fldCharType="end"/>
+            </w:r>
+          </w:hyperlink>
+        </w:p>
+        <w:p>
+          <w:pPr>
+            <w:pStyle w:val="TJ3"/>
+            <w:tabs>
+              <w:tab w:val="left" w:pos="1440"/>
+              <w:tab w:val="right" w:leader="dot" w:pos="9062"/>
+            </w:tabs>
+            <w:rPr>
+              <w:rFonts w:eastAsiaTheme="minorEastAsia"/>
+              <w:noProof/>
+              <w:kern w:val="2"/>
+              <w:szCs w:val="24"/>
+              <w:lang w:eastAsia="hu-HU"/>
+              <w14:ligatures w14:val="standardContextual"/>
+            </w:rPr>
+          </w:pPr>
+          <w:hyperlink w:anchor="_Toc226659188" w:history="1">
+            <w:r>
+              <w:rPr>
+                <w:rStyle w:val="Hiperhivatkozs"/>
+                <w:noProof/>
+              </w:rPr>
+              <w:t>3.1.4.</w:t>
+            </w:r>
+            <w:r>
+              <w:rPr>
+                <w:rFonts w:eastAsiaTheme="minorEastAsia"/>
+                <w:noProof/>
+                <w:kern w:val="2"/>
+                <w:szCs w:val="24"/>
+                <w:lang w:eastAsia="hu-HU"/>
+                <w14:ligatures w14:val="standardContextual"/>
+              </w:rPr>
+              <w:tab/>
+            </w:r>
+            <w:r>
+              <w:rPr>
+                <w:rStyle w:val="Hiperhivatkozs"/>
+                <w:noProof/>
+              </w:rPr>
+              <w:t>Kliensoldali technológiák</w:t>
+            </w:r>
+            <w:r>
+              <w:rPr>
+                <w:noProof/>
+                <w:webHidden/>
+              </w:rPr>
+              <w:tab/>
+            </w:r>
+            <w:r>
+              <w:rPr>
+                <w:noProof/>
+                <w:webHidden/>
+              </w:rPr>
+              <w:fldChar w:fldCharType="begin"/>
+            </w:r>
+            <w:r>
+              <w:rPr>
+                <w:noProof/>
+                <w:webHidden/>
+              </w:rPr>
+              <w:instrText xml:space="preserve"> PAGEREF _Toc226659188 \h </w:instrText>
+            </w:r>
+            <w:r>
+              <w:rPr>
+                <w:noProof/>
+                <w:webHidden/>
+              </w:rPr>
+            </w:r>
+            <w:r>
+              <w:rPr>
+                <w:noProof/>
+                <w:webHidden/>
+              </w:rPr>
+              <w:fldChar w:fldCharType="separate"/>
+            </w:r>
+            <w:r>
+              <w:rPr>
+                <w:noProof/>
+                <w:webHidden/>
+              </w:rPr>
+              <w:t>14</w:t>
+            </w:r>
+            <w:r>
+              <w:rPr>
+                <w:noProof/>
+                <w:webHidden/>
+              </w:rPr>
+              <w:fldChar w:fldCharType="end"/>
+            </w:r>
+          </w:hyperlink>
+        </w:p>
+        <w:p>
+          <w:pPr>
+            <w:pStyle w:val="TJ3"/>
+            <w:tabs>
+              <w:tab w:val="left" w:pos="1440"/>
+              <w:tab w:val="right" w:leader="dot" w:pos="9062"/>
+            </w:tabs>
+            <w:rPr>
+              <w:rFonts w:eastAsiaTheme="minorEastAsia"/>
+              <w:noProof/>
+              <w:kern w:val="2"/>
+              <w:szCs w:val="24"/>
+              <w:lang w:eastAsia="hu-HU"/>
+              <w14:ligatures w14:val="standardContextual"/>
+            </w:rPr>
+          </w:pPr>
+          <w:hyperlink w:anchor="_Toc226659189" w:history="1">
+            <w:r>
+              <w:rPr>
+                <w:rStyle w:val="Hiperhivatkozs"/>
+                <w:noProof/>
+              </w:rPr>
+              <w:t>3.1.5.</w:t>
+            </w:r>
+            <w:r>
+              <w:rPr>
+                <w:rFonts w:eastAsiaTheme="minorEastAsia"/>
+                <w:noProof/>
+                <w:kern w:val="2"/>
+                <w:szCs w:val="24"/>
+                <w:lang w:eastAsia="hu-HU"/>
+                <w14:ligatures w14:val="standardContextual"/>
+              </w:rPr>
+              <w:tab/>
+            </w:r>
+            <w:r>
+              <w:rPr>
+                <w:rStyle w:val="Hiperhivatkozs"/>
+                <w:noProof/>
+              </w:rPr>
+              <w:t>Felhasználói felület és prototipizálás</w:t>
+            </w:r>
+            <w:r>
+              <w:rPr>
+                <w:noProof/>
+                <w:webHidden/>
+              </w:rPr>
+              <w:tab/>
+            </w:r>
+            <w:r>
+              <w:rPr>
+                <w:noProof/>
+                <w:webHidden/>
+              </w:rPr>
+              <w:fldChar w:fldCharType="begin"/>
+            </w:r>
+            <w:r>
+              <w:rPr>
+                <w:noProof/>
+                <w:webHidden/>
+              </w:rPr>
+              <w:instrText xml:space="preserve"> PAGEREF _Toc226659189 \h </w:instrText>
+            </w:r>
+            <w:r>
+              <w:rPr>
+                <w:noProof/>
+                <w:webHidden/>
+              </w:rPr>
+            </w:r>
+            <w:r>
+              <w:rPr>
+                <w:noProof/>
+                <w:webHidden/>
+              </w:rPr>
+              <w:fldChar w:fldCharType="separate"/>
+            </w:r>
+            <w:r>
+              <w:rPr>
+                <w:noProof/>
+                <w:webHidden/>
+              </w:rPr>
+              <w:t>15</w:t>
+            </w:r>
+            <w:r>
+              <w:rPr>
+                <w:noProof/>
+                <w:webHidden/>
+              </w:rPr>
+              <w:fldChar w:fldCharType="end"/>
+            </w:r>
+          </w:hyperlink>
+        </w:p>
+        <w:p>
+          <w:pPr>
+            <w:pStyle w:val="TJ2"/>
+            <w:tabs>
+              <w:tab w:val="left" w:pos="960"/>
+              <w:tab w:val="right" w:leader="dot" w:pos="9062"/>
+            </w:tabs>
+            <w:rPr>
+              <w:rFonts w:eastAsiaTheme="minorEastAsia"/>
+              <w:noProof/>
+              <w:kern w:val="2"/>
+              <w:szCs w:val="24"/>
+              <w:lang w:eastAsia="hu-HU"/>
+              <w14:ligatures w14:val="standardContextual"/>
+            </w:rPr>
+          </w:pPr>
+          <w:hyperlink w:anchor="_Toc226659190" w:history="1">
+            <w:r>
+              <w:rPr>
+                <w:rStyle w:val="Hiperhivatkozs"/>
+                <w:noProof/>
+              </w:rPr>
+              <w:t>3.2.</w:t>
+            </w:r>
+            <w:r>
+              <w:rPr>
+                <w:rFonts w:eastAsiaTheme="minorEastAsia"/>
+                <w:noProof/>
+                <w:kern w:val="2"/>
+                <w:szCs w:val="24"/>
+                <w:lang w:eastAsia="hu-HU"/>
+                <w14:ligatures w14:val="standardContextual"/>
+              </w:rPr>
+              <w:tab/>
+            </w:r>
+            <w:r>
+              <w:rPr>
+                <w:rStyle w:val="Hiperhivatkozs"/>
+                <w:noProof/>
+              </w:rPr>
+              <w:t>Rendszerarchitektúra és Üzleti logika</w:t>
+            </w:r>
+            <w:r>
+              <w:rPr>
+                <w:noProof/>
+                <w:webHidden/>
+              </w:rPr>
+              <w:tab/>
+            </w:r>
+            <w:r>
+              <w:rPr>
+                <w:noProof/>
+                <w:webHidden/>
+              </w:rPr>
+              <w:fldChar w:fldCharType="begin"/>
+            </w:r>
+            <w:r>
+              <w:rPr>
+                <w:noProof/>
+                <w:webHidden/>
+              </w:rPr>
+              <w:instrText xml:space="preserve"> PAGEREF _Toc226659190 \h </w:instrText>
+            </w:r>
+            <w:r>
+              <w:rPr>
+                <w:noProof/>
+                <w:webHidden/>
+              </w:rPr>
+            </w:r>
+            <w:r>
+              <w:rPr>
+                <w:noProof/>
+                <w:webHidden/>
+              </w:rPr>
+              <w:fldChar w:fldCharType="separate"/>
+            </w:r>
+            <w:r>
+              <w:rPr>
+                <w:noProof/>
+                <w:webHidden/>
+              </w:rPr>
+              <w:t>15</w:t>
+            </w:r>
+            <w:r>
+              <w:rPr>
+                <w:noProof/>
+                <w:webHidden/>
+              </w:rPr>
+              <w:fldChar w:fldCharType="end"/>
+            </w:r>
+          </w:hyperlink>
+        </w:p>
+        <w:p>
+          <w:pPr>
+            <w:pStyle w:val="TJ3"/>
+            <w:tabs>
+              <w:tab w:val="left" w:pos="1440"/>
+              <w:tab w:val="right" w:leader="dot" w:pos="9062"/>
+            </w:tabs>
+            <w:rPr>
+              <w:rFonts w:eastAsiaTheme="minorEastAsia"/>
+              <w:noProof/>
+              <w:kern w:val="2"/>
+              <w:szCs w:val="24"/>
+              <w:lang w:eastAsia="hu-HU"/>
+              <w14:ligatures w14:val="standardContextual"/>
+            </w:rPr>
+          </w:pPr>
+          <w:hyperlink w:anchor="_Toc226659191" w:history="1">
+            <w:r>
+              <w:rPr>
+                <w:rStyle w:val="Hiperhivatkozs"/>
+                <w:noProof/>
+              </w:rPr>
+              <w:t>3.2.1.</w:t>
+            </w:r>
+            <w:r>
+              <w:rPr>
+                <w:rFonts w:eastAsiaTheme="minorEastAsia"/>
+                <w:noProof/>
+                <w:kern w:val="2"/>
+                <w:szCs w:val="24"/>
+                <w:lang w:eastAsia="hu-HU"/>
+                <w14:ligatures w14:val="standardContextual"/>
+              </w:rPr>
+              <w:tab/>
+            </w:r>
+            <w:r>
+              <w:rPr>
+                <w:rStyle w:val="Hiperhivatkozs"/>
+                <w:noProof/>
+              </w:rPr>
+              <w:t>Az MVC architekturális minta a gyakorlatban</w:t>
+            </w:r>
+            <w:r>
+              <w:rPr>
+                <w:noProof/>
+                <w:webHidden/>
+              </w:rPr>
+              <w:tab/>
+            </w:r>
+            <w:r>
+              <w:rPr>
+                <w:noProof/>
+                <w:webHidden/>
+              </w:rPr>
+              <w:fldChar w:fldCharType="begin"/>
+            </w:r>
+            <w:r>
+              <w:rPr>
+                <w:noProof/>
+                <w:webHidden/>
+              </w:rPr>
+              <w:instrText xml:space="preserve"> PAGEREF _Toc226659191 \h </w:instrText>
+            </w:r>
+            <w:r>
+              <w:rPr>
+                <w:noProof/>
+                <w:webHidden/>
+              </w:rPr>
+            </w:r>
+            <w:r>
+              <w:rPr>
+                <w:noProof/>
+                <w:webHidden/>
+              </w:rPr>
+              <w:fldChar w:fldCharType="separate"/>
+            </w:r>
+            <w:r>
+              <w:rPr>
+                <w:noProof/>
+                <w:webHidden/>
+              </w:rPr>
+              <w:t>15</w:t>
+            </w:r>
+            <w:r>
+              <w:rPr>
+                <w:noProof/>
+                <w:webHidden/>
+              </w:rPr>
+              <w:fldChar w:fldCharType="end"/>
+            </w:r>
+          </w:hyperlink>
+        </w:p>
+        <w:p>
+          <w:pPr>
+            <w:pStyle w:val="TJ3"/>
+            <w:tabs>
+              <w:tab w:val="left" w:pos="1440"/>
+              <w:tab w:val="right" w:leader="dot" w:pos="9062"/>
+            </w:tabs>
+            <w:rPr>
+              <w:rFonts w:eastAsiaTheme="minorEastAsia"/>
+              <w:noProof/>
+              <w:kern w:val="2"/>
+              <w:szCs w:val="24"/>
+              <w:lang w:eastAsia="hu-HU"/>
+              <w14:ligatures w14:val="standardContextual"/>
+            </w:rPr>
+          </w:pPr>
+          <w:hyperlink w:anchor="_Toc226659192" w:history="1">
+            <w:r>
+              <w:rPr>
+                <w:rStyle w:val="Hiperhivatkozs"/>
+                <w:noProof/>
+              </w:rPr>
+              <w:t>3.2.2.</w:t>
+            </w:r>
+            <w:r>
+              <w:rPr>
+                <w:rFonts w:eastAsiaTheme="minorEastAsia"/>
+                <w:noProof/>
+                <w:kern w:val="2"/>
+                <w:szCs w:val="24"/>
+                <w:lang w:eastAsia="hu-HU"/>
+                <w14:ligatures w14:val="standardContextual"/>
+              </w:rPr>
+              <w:tab/>
+            </w:r>
+            <w:r>
+              <w:rPr>
+                <w:rStyle w:val="Hiperhivatkozs"/>
+                <w:noProof/>
+              </w:rPr>
+              <w:t>Az üzleti logika és a Service réteg</w:t>
+            </w:r>
+            <w:r>
+              <w:rPr>
+                <w:noProof/>
+                <w:webHidden/>
+              </w:rPr>
+              <w:tab/>
+            </w:r>
+            <w:r>
+              <w:rPr>
+                <w:noProof/>
+                <w:webHidden/>
+              </w:rPr>
+              <w:fldChar w:fldCharType="begin"/>
+            </w:r>
+            <w:r>
+              <w:rPr>
+                <w:noProof/>
+                <w:webHidden/>
+              </w:rPr>
+              <w:instrText xml:space="preserve"> PAGEREF _Toc226659192 \h </w:instrText>
+            </w:r>
+            <w:r>
+              <w:rPr>
+                <w:noProof/>
+                <w:webHidden/>
+              </w:rPr>
+            </w:r>
+            <w:r>
+              <w:rPr>
+                <w:noProof/>
+                <w:webHidden/>
+              </w:rPr>
+              <w:fldChar w:fldCharType="separate"/>
+            </w:r>
+            <w:r>
+              <w:rPr>
+                <w:noProof/>
+                <w:webHidden/>
+              </w:rPr>
+              <w:t>16</w:t>
+            </w:r>
+            <w:r>
+              <w:rPr>
+                <w:noProof/>
+                <w:webHidden/>
+              </w:rPr>
+              <w:fldChar w:fldCharType="end"/>
+            </w:r>
+          </w:hyperlink>
+        </w:p>
+        <w:p>
+          <w:pPr>
+            <w:pStyle w:val="TJ3"/>
+            <w:tabs>
+              <w:tab w:val="left" w:pos="1440"/>
+              <w:tab w:val="right" w:leader="dot" w:pos="9062"/>
+            </w:tabs>
+            <w:rPr>
+              <w:rFonts w:eastAsiaTheme="minorEastAsia"/>
+              <w:noProof/>
+              <w:kern w:val="2"/>
+              <w:szCs w:val="24"/>
+              <w:lang w:eastAsia="hu-HU"/>
+              <w14:ligatures w14:val="standardContextual"/>
+            </w:rPr>
+          </w:pPr>
+          <w:hyperlink w:anchor="_Toc226659193" w:history="1">
+            <w:r>
+              <w:rPr>
+                <w:rStyle w:val="Hiperhivatkozs"/>
+                <w:noProof/>
+              </w:rPr>
+              <w:t>3.2.3.</w:t>
+            </w:r>
+            <w:r>
+              <w:rPr>
+                <w:rFonts w:eastAsiaTheme="minorEastAsia"/>
+                <w:noProof/>
+                <w:kern w:val="2"/>
+                <w:szCs w:val="24"/>
+                <w:lang w:eastAsia="hu-HU"/>
+                <w14:ligatures w14:val="standardContextual"/>
+              </w:rPr>
+              <w:tab/>
+            </w:r>
+            <w:r>
+              <w:rPr>
+                <w:rStyle w:val="Hiperhivatkozs"/>
+                <w:noProof/>
+              </w:rPr>
+              <w:t>Dinamikus árkalkuláció</w:t>
+            </w:r>
+            <w:r>
+              <w:rPr>
+                <w:noProof/>
+                <w:webHidden/>
+              </w:rPr>
+              <w:tab/>
+            </w:r>
+            <w:r>
+              <w:rPr>
+                <w:noProof/>
+                <w:webHidden/>
+              </w:rPr>
+              <w:fldChar w:fldCharType="begin"/>
+            </w:r>
+            <w:r>
+              <w:rPr>
+                <w:noProof/>
+                <w:webHidden/>
+              </w:rPr>
+              <w:instrText xml:space="preserve"> PAGEREF _Toc226659193 \h </w:instrText>
+            </w:r>
+            <w:r>
+              <w:rPr>
+                <w:noProof/>
+                <w:webHidden/>
+              </w:rPr>
+            </w:r>
+            <w:r>
+              <w:rPr>
+                <w:noProof/>
+                <w:webHidden/>
+              </w:rPr>
+              <w:fldChar w:fldCharType="separate"/>
+            </w:r>
+            <w:r>
+              <w:rPr>
+                <w:noProof/>
+                <w:webHidden/>
+              </w:rPr>
+              <w:t>17</w:t>
+            </w:r>
+            <w:r>
+              <w:rPr>
+                <w:noProof/>
+                <w:webHidden/>
+              </w:rPr>
+              <w:fldChar w:fldCharType="end"/>
+            </w:r>
+          </w:hyperlink>
+        </w:p>
+        <w:p>
+          <w:pPr>
+            <w:pStyle w:val="TJ3"/>
+            <w:tabs>
+              <w:tab w:val="left" w:pos="1440"/>
+              <w:tab w:val="right" w:leader="dot" w:pos="9062"/>
+            </w:tabs>
+            <w:rPr>
+              <w:rFonts w:eastAsiaTheme="minorEastAsia"/>
+              <w:noProof/>
+              <w:kern w:val="2"/>
+              <w:szCs w:val="24"/>
+              <w:lang w:eastAsia="hu-HU"/>
+              <w14:ligatures w14:val="standardContextual"/>
+            </w:rPr>
+          </w:pPr>
+          <w:hyperlink w:anchor="_Toc226659194" w:history="1">
+            <w:r>
+              <w:rPr>
+                <w:rStyle w:val="Hiperhivatkozs"/>
+                <w:noProof/>
+              </w:rPr>
+              <w:t>3.2.4.</w:t>
+            </w:r>
+            <w:r>
+              <w:rPr>
+                <w:rFonts w:eastAsiaTheme="minorEastAsia"/>
+                <w:noProof/>
+                <w:kern w:val="2"/>
+                <w:szCs w:val="24"/>
+                <w:lang w:eastAsia="hu-HU"/>
+                <w14:ligatures w14:val="standardContextual"/>
+              </w:rPr>
+              <w:tab/>
+            </w:r>
+            <w:r>
+              <w:rPr>
+                <w:rStyle w:val="Hiperhivatkozs"/>
+                <w:noProof/>
+              </w:rPr>
+              <w:t>Útválasztás (Routing) és Köztesrétegek (Middleware)</w:t>
+            </w:r>
+            <w:r>
+              <w:rPr>
+                <w:noProof/>
+                <w:webHidden/>
+              </w:rPr>
+              <w:tab/>
+            </w:r>
+            <w:r>
+              <w:rPr>
+                <w:noProof/>
+                <w:webHidden/>
+              </w:rPr>
+              <w:fldChar w:fldCharType="begin"/>
+            </w:r>
+            <w:r>
+              <w:rPr>
+                <w:noProof/>
+                <w:webHidden/>
+              </w:rPr>
+              <w:instrText xml:space="preserve"> PAGEREF _Toc226659194 \h </w:instrText>
+            </w:r>
+            <w:r>
+              <w:rPr>
+                <w:noProof/>
+                <w:webHidden/>
+              </w:rPr>
+            </w:r>
+            <w:r>
+              <w:rPr>
+                <w:noProof/>
+                <w:webHidden/>
+              </w:rPr>
+              <w:fldChar w:fldCharType="separate"/>
+            </w:r>
+            <w:r>
+              <w:rPr>
+                <w:noProof/>
+                <w:webHidden/>
+              </w:rPr>
+              <w:t>19</w:t>
+            </w:r>
+            <w:r>
+              <w:rPr>
+                <w:noProof/>
+                <w:webHidden/>
+              </w:rPr>
+              <w:fldChar w:fldCharType="end"/>
+            </w:r>
+          </w:hyperlink>
+        </w:p>
+        <w:p>
+          <w:pPr>
+            <w:pStyle w:val="TJ2"/>
+            <w:tabs>
+              <w:tab w:val="left" w:pos="960"/>
+              <w:tab w:val="right" w:leader="dot" w:pos="9062"/>
+            </w:tabs>
+            <w:rPr>
+              <w:rFonts w:eastAsiaTheme="minorEastAsia"/>
+              <w:noProof/>
+              <w:kern w:val="2"/>
+              <w:szCs w:val="24"/>
+              <w:lang w:eastAsia="hu-HU"/>
+              <w14:ligatures w14:val="standardContextual"/>
+            </w:rPr>
+          </w:pPr>
+          <w:hyperlink w:anchor="_Toc226659195" w:history="1">
+            <w:r>
+              <w:rPr>
+                <w:rStyle w:val="Hiperhivatkozs"/>
+                <w:noProof/>
+              </w:rPr>
+              <w:t>3.3.</w:t>
+            </w:r>
+            <w:r>
+              <w:rPr>
+                <w:rFonts w:eastAsiaTheme="minorEastAsia"/>
+                <w:noProof/>
+                <w:kern w:val="2"/>
+                <w:szCs w:val="24"/>
+                <w:lang w:eastAsia="hu-HU"/>
+                <w14:ligatures w14:val="standardContextual"/>
+              </w:rPr>
+              <w:tab/>
+            </w:r>
+            <w:r>
+              <w:rPr>
+                <w:rStyle w:val="Hiperhivatkozs"/>
+                <w:noProof/>
+              </w:rPr>
+              <w:t>Adatbázis-tervezés és Adatkezelés</w:t>
+            </w:r>
+            <w:r>
+              <w:rPr>
+                <w:noProof/>
+                <w:webHidden/>
+              </w:rPr>
+              <w:tab/>
+            </w:r>
+            <w:r>
+              <w:rPr>
+                <w:noProof/>
+                <w:webHidden/>
+              </w:rPr>
+              <w:fldChar w:fldCharType="begin"/>
+            </w:r>
+            <w:r>
+              <w:rPr>
+                <w:noProof/>
+                <w:webHidden/>
+              </w:rPr>
+              <w:instrText xml:space="preserve"> PAGEREF _Toc226659195 \h </w:instrText>
+            </w:r>
+            <w:r>
+              <w:rPr>
+                <w:noProof/>
+                <w:webHidden/>
+              </w:rPr>
+            </w:r>
+            <w:r>
+              <w:rPr>
+                <w:noProof/>
+                <w:webHidden/>
+              </w:rPr>
+              <w:fldChar w:fldCharType="separate"/>
+            </w:r>
+            <w:r>
+              <w:rPr>
+                <w:noProof/>
+                <w:webHidden/>
+              </w:rPr>
+              <w:t>20</w:t>
+            </w:r>
+            <w:r>
+              <w:rPr>
+                <w:noProof/>
+                <w:webHidden/>
+              </w:rPr>
+              <w:fldChar w:fldCharType="end"/>
+            </w:r>
+          </w:hyperlink>
+        </w:p>
+        <w:p>
+          <w:pPr>
+            <w:pStyle w:val="TJ3"/>
+            <w:tabs>
+              <w:tab w:val="left" w:pos="1440"/>
+              <w:tab w:val="right" w:leader="dot" w:pos="9062"/>
+            </w:tabs>
+            <w:rPr>
+              <w:rFonts w:eastAsiaTheme="minorEastAsia"/>
+              <w:noProof/>
+              <w:kern w:val="2"/>
+              <w:szCs w:val="24"/>
+              <w:lang w:eastAsia="hu-HU"/>
+              <w14:ligatures w14:val="standardContextual"/>
+            </w:rPr>
+          </w:pPr>
+          <w:hyperlink w:anchor="_Toc226659196" w:history="1">
+            <w:r>
+              <w:rPr>
+                <w:rStyle w:val="Hiperhivatkozs"/>
+                <w:noProof/>
+              </w:rPr>
+              <w:t>3.3.1.</w:t>
+            </w:r>
+            <w:r>
+              <w:rPr>
+                <w:rFonts w:eastAsiaTheme="minorEastAsia"/>
+                <w:noProof/>
+                <w:kern w:val="2"/>
+                <w:szCs w:val="24"/>
+                <w:lang w:eastAsia="hu-HU"/>
+                <w14:ligatures w14:val="standardContextual"/>
+              </w:rPr>
+              <w:tab/>
+            </w:r>
+            <w:r>
+              <w:rPr>
+                <w:rStyle w:val="Hiperhivatkozs"/>
+                <w:noProof/>
+              </w:rPr>
+              <w:t>Relációs adatmodell és ER-diagram</w:t>
+            </w:r>
+            <w:r>
+              <w:rPr>
+                <w:noProof/>
+                <w:webHidden/>
+              </w:rPr>
+              <w:tab/>
+            </w:r>
+            <w:r>
+              <w:rPr>
+                <w:noProof/>
+                <w:webHidden/>
+              </w:rPr>
+              <w:fldChar w:fldCharType="begin"/>
+            </w:r>
+            <w:r>
+              <w:rPr>
+                <w:noProof/>
+                <w:webHidden/>
+              </w:rPr>
+              <w:instrText xml:space="preserve"> PAGEREF _Toc226659196 \h </w:instrText>
+            </w:r>
+            <w:r>
+              <w:rPr>
+                <w:noProof/>
+                <w:webHidden/>
+              </w:rPr>
+            </w:r>
+            <w:r>
+              <w:rPr>
+                <w:noProof/>
+                <w:webHidden/>
+              </w:rPr>
+              <w:fldChar w:fldCharType="separate"/>
+            </w:r>
+            <w:r>
+              <w:rPr>
+                <w:noProof/>
+                <w:webHidden/>
+              </w:rPr>
+              <w:t>20</w:t>
             </w:r>
             <w:r>
               <w:rPr>
@@ -657,11 +2693,13 @@
             <w:rPr>
               <w:rFonts w:eastAsiaTheme="minorEastAsia"/>
               <w:noProof/>
-              <w:sz w:val="22"/>
+              <w:kern w:val="2"/>
+              <w:szCs w:val="24"/>
               <w:lang w:eastAsia="hu-HU"/>
+              <w14:ligatures w14:val="standardContextual"/>
             </w:rPr>
           </w:pPr>
-          <w:hyperlink w:anchor="_Toc87521356" w:history="1">
+          <w:hyperlink w:anchor="_Toc226659197" w:history="1">
             <w:r>
               <w:rPr>
                 <w:rStyle w:val="Hiperhivatkozs"/>
@@ -673,8 +2711,10 @@
               <w:rPr>
                 <w:rFonts w:eastAsiaTheme="minorEastAsia"/>
                 <w:noProof/>
-                <w:sz w:val="22"/>
+                <w:kern w:val="2"/>
+                <w:szCs w:val="24"/>
                 <w:lang w:eastAsia="hu-HU"/>
+                <w14:ligatures w14:val="standardContextual"/>
               </w:rPr>
               <w:tab/>
             </w:r>
@@ -704,7 +2744,7 @@
                 <w:noProof/>
                 <w:webHidden/>
               </w:rPr>
-              <w:instrText xml:space="preserve"> PAGEREF _Toc87521356 \h </w:instrText>
+              <w:instrText xml:space="preserve"> PAGEREF _Toc226659197 \h </w:instrText>
             </w:r>
             <w:r>
               <w:rPr>
@@ -724,7 +2764,7 @@
                 <w:noProof/>
                 <w:webHidden/>
               </w:rPr>
-              <w:t>4</w:t>
+              <w:t>21</w:t>
             </w:r>
             <w:r>
               <w:rPr>
@@ -745,11 +2785,13 @@
             <w:rPr>
               <w:rFonts w:eastAsiaTheme="minorEastAsia"/>
               <w:noProof/>
-              <w:sz w:val="22"/>
+              <w:kern w:val="2"/>
+              <w:szCs w:val="24"/>
               <w:lang w:eastAsia="hu-HU"/>
+              <w14:ligatures w14:val="standardContextual"/>
             </w:rPr>
           </w:pPr>
-          <w:hyperlink w:anchor="_Toc87521357" w:history="1">
+          <w:hyperlink w:anchor="_Toc226659198" w:history="1">
             <w:r>
               <w:rPr>
                 <w:rStyle w:val="Hiperhivatkozs"/>
@@ -761,8 +2803,10 @@
               <w:rPr>
                 <w:rFonts w:eastAsiaTheme="minorEastAsia"/>
                 <w:noProof/>
-                <w:sz w:val="22"/>
+                <w:kern w:val="2"/>
+                <w:szCs w:val="24"/>
                 <w:lang w:eastAsia="hu-HU"/>
+                <w14:ligatures w14:val="standardContextual"/>
               </w:rPr>
               <w:tab/>
             </w:r>
@@ -792,7 +2836,7 @@
                 <w:noProof/>
                 <w:webHidden/>
               </w:rPr>
-              <w:instrText xml:space="preserve"> PAGEREF _Toc87521357 \h </w:instrText>
+              <w:instrText xml:space="preserve"> PAGEREF _Toc226659198 \h </w:instrText>
             </w:r>
             <w:r>
               <w:rPr>
@@ -812,7 +2856,7 @@
                 <w:noProof/>
                 <w:webHidden/>
               </w:rPr>
-              <w:t>5</w:t>
+              <w:t>22</w:t>
             </w:r>
             <w:r>
               <w:rPr>
@@ -833,11 +2877,13 @@
             <w:rPr>
               <w:rFonts w:eastAsiaTheme="minorEastAsia"/>
               <w:noProof/>
-              <w:sz w:val="22"/>
+              <w:kern w:val="2"/>
+              <w:szCs w:val="24"/>
               <w:lang w:eastAsia="hu-HU"/>
+              <w14:ligatures w14:val="standardContextual"/>
             </w:rPr>
           </w:pPr>
-          <w:hyperlink w:anchor="_Toc87521358" w:history="1">
+          <w:hyperlink w:anchor="_Toc226659199" w:history="1">
             <w:r>
               <w:rPr>
                 <w:rStyle w:val="Hiperhivatkozs"/>
@@ -849,8 +2895,10 @@
               <w:rPr>
                 <w:rFonts w:eastAsiaTheme="minorEastAsia"/>
                 <w:noProof/>
-                <w:sz w:val="22"/>
+                <w:kern w:val="2"/>
+                <w:szCs w:val="24"/>
                 <w:lang w:eastAsia="hu-HU"/>
+                <w14:ligatures w14:val="standardContextual"/>
               </w:rPr>
               <w:tab/>
             </w:r>
@@ -880,7 +2928,7 @@
                 <w:noProof/>
                 <w:webHidden/>
               </w:rPr>
-              <w:instrText xml:space="preserve"> PAGEREF _Toc87521358 \h </w:instrText>
+              <w:instrText xml:space="preserve"> PAGEREF _Toc226659199 \h </w:instrText>
             </w:r>
             <w:r>
               <w:rPr>
@@ -900,7 +2948,7 @@
                 <w:noProof/>
                 <w:webHidden/>
               </w:rPr>
-              <w:t>6</w:t>
+              <w:t>23</w:t>
             </w:r>
             <w:r>
               <w:rPr>
@@ -934,7 +2982,7 @@
       <w:pPr>
         <w:pStyle w:val="Cmsor1"/>
       </w:pPr>
-      <w:bookmarkStart w:id="3" w:name="_Toc87521353"/>
+      <w:bookmarkStart w:id="3" w:name="_Toc226659172"/>
       <w:r>
         <w:lastRenderedPageBreak/>
         <w:t>Bevezet</w:t>
@@ -1085,7 +3133,7 @@
       <w:pPr>
         <w:pStyle w:val="Cmsor1"/>
       </w:pPr>
-      <w:bookmarkStart w:id="4" w:name="_Toc87521354"/>
+      <w:bookmarkStart w:id="4" w:name="_Toc226659173"/>
       <w:r>
         <w:lastRenderedPageBreak/>
         <w:t>Felhasználói dokumentáció</w:t>
@@ -1096,6 +3144,7 @@
       <w:pPr>
         <w:pStyle w:val="Cmsor2"/>
       </w:pPr>
+      <w:bookmarkStart w:id="5" w:name="_Toc226659174"/>
       <w:r>
         <w:t xml:space="preserve">Rendszerkövetelmények és </w:t>
       </w:r>
@@ -1105,6 +3154,7 @@
       <w:r>
         <w:t>:</w:t>
       </w:r>
+      <w:bookmarkEnd w:id="5"/>
     </w:p>
     <w:p>
       <w:pPr>
@@ -1156,20 +3206,24 @@
       <w:pPr>
         <w:pStyle w:val="Cmsor2"/>
       </w:pPr>
+      <w:bookmarkStart w:id="6" w:name="_Toc226659175"/>
       <w:r>
         <w:t>A publikus felület (Vendég nézet):</w:t>
       </w:r>
+      <w:bookmarkEnd w:id="6"/>
     </w:p>
     <w:p>
       <w:pPr>
         <w:pStyle w:val="Cmsor3"/>
       </w:pPr>
+      <w:bookmarkStart w:id="7" w:name="_Toc226659176"/>
       <w:r>
         <w:t>Navigáció és információs oldalak bemutatás</w:t>
       </w:r>
       <w:r>
         <w:t>a</w:t>
       </w:r>
+      <w:bookmarkEnd w:id="7"/>
     </w:p>
     <w:p>
       <w:r>
@@ -1331,7 +3385,7 @@
         </w:drawing>
       </w:r>
     </w:p>
-    <w:bookmarkStart w:id="5" w:name="_Ref226474944"/>
+    <w:bookmarkStart w:id="8" w:name="_Ref226474944"/>
     <w:p>
       <w:pPr>
         <w:pStyle w:val="Kpalrs"/>
@@ -1357,7 +3411,7 @@
       <w:r>
         <w:t>. ábra</w:t>
       </w:r>
-      <w:bookmarkEnd w:id="5"/>
+      <w:bookmarkEnd w:id="8"/>
       <w:r>
         <w:t>: A menüsor felépítése</w:t>
       </w:r>
@@ -1618,7 +3672,7 @@
         </w:tc>
       </w:tr>
     </w:tbl>
-    <w:bookmarkStart w:id="6" w:name="_Ref226477219"/>
+    <w:bookmarkStart w:id="9" w:name="_Ref226477219"/>
     <w:p>
       <w:pPr>
         <w:pStyle w:val="Kpalrs"/>
@@ -1644,7 +3698,7 @@
       <w:r>
         <w:t>. ábra</w:t>
       </w:r>
-      <w:bookmarkEnd w:id="6"/>
+      <w:bookmarkEnd w:id="9"/>
       <w:r>
         <w:t xml:space="preserve">: </w:t>
       </w:r>
@@ -1890,7 +3944,7 @@
         </w:drawing>
       </w:r>
     </w:p>
-    <w:bookmarkStart w:id="7" w:name="_Ref226480490"/>
+    <w:bookmarkStart w:id="10" w:name="_Ref226480490"/>
     <w:p>
       <w:pPr>
         <w:pStyle w:val="Kpalrs"/>
@@ -1916,7 +3970,7 @@
       <w:r>
         <w:t>. ábra</w:t>
       </w:r>
-      <w:bookmarkEnd w:id="7"/>
+      <w:bookmarkEnd w:id="10"/>
       <w:r>
         <w:t xml:space="preserve">: </w:t>
       </w:r>
@@ -1931,9 +3985,11 @@
       <w:pPr>
         <w:pStyle w:val="Cmsor3"/>
       </w:pPr>
+      <w:bookmarkStart w:id="11" w:name="_Toc226659177"/>
       <w:r>
         <w:t>A foglalás menete</w:t>
       </w:r>
+      <w:bookmarkEnd w:id="11"/>
     </w:p>
     <w:p>
       <w:r>
@@ -2120,7 +4176,7 @@
         </w:drawing>
       </w:r>
     </w:p>
-    <w:bookmarkStart w:id="8" w:name="_Ref226484497"/>
+    <w:bookmarkStart w:id="12" w:name="_Ref226484497"/>
     <w:p>
       <w:pPr>
         <w:pStyle w:val="Kpalrs"/>
@@ -2146,7 +4202,7 @@
       <w:r>
         <w:t>. ábra</w:t>
       </w:r>
-      <w:bookmarkEnd w:id="8"/>
+      <w:bookmarkEnd w:id="12"/>
       <w:r>
         <w:t>: A foglalási űrlap befejezetlenül</w:t>
       </w:r>
@@ -2540,7 +4596,7 @@
         </w:drawing>
       </w:r>
     </w:p>
-    <w:bookmarkStart w:id="9" w:name="_Ref226487457"/>
+    <w:bookmarkStart w:id="13" w:name="_Ref226487457"/>
     <w:p>
       <w:pPr>
         <w:pStyle w:val="Kpalrs"/>
@@ -2566,7 +4622,7 @@
       <w:r>
         <w:t>. ábra</w:t>
       </w:r>
-      <w:bookmarkEnd w:id="9"/>
+      <w:bookmarkEnd w:id="13"/>
       <w:r>
         <w:t>: Sikeres foglalás oldala</w:t>
       </w:r>
@@ -2590,10 +4646,12 @@
       <w:pPr>
         <w:pStyle w:val="Cmsor2"/>
       </w:pPr>
+      <w:bookmarkStart w:id="14" w:name="_Toc226659178"/>
       <w:r>
         <w:lastRenderedPageBreak/>
         <w:t>Az Adminisztrációs felület bemutatása</w:t>
       </w:r>
+      <w:bookmarkEnd w:id="14"/>
     </w:p>
     <w:p>
       <w:r>
@@ -2661,9 +4719,11 @@
       <w:pPr>
         <w:pStyle w:val="Cmsor3"/>
       </w:pPr>
+      <w:bookmarkStart w:id="15" w:name="_Toc226659179"/>
       <w:r>
         <w:t>Hitelesítés és biztonság (Bejelentkezés)</w:t>
       </w:r>
+      <w:bookmarkEnd w:id="15"/>
     </w:p>
     <w:p>
       <w:r>
@@ -2794,7 +4854,7 @@
         </w:drawing>
       </w:r>
     </w:p>
-    <w:bookmarkStart w:id="10" w:name="_Ref226490637"/>
+    <w:bookmarkStart w:id="16" w:name="_Ref226490637"/>
     <w:p>
       <w:pPr>
         <w:pStyle w:val="Kpalrs"/>
@@ -2820,7 +4880,7 @@
       <w:r>
         <w:t>. ábra</w:t>
       </w:r>
-      <w:bookmarkEnd w:id="10"/>
+      <w:bookmarkEnd w:id="16"/>
       <w:r>
         <w:t>: Bejelentkező felület az adminisztrációs oldalhoz</w:t>
       </w:r>
@@ -2829,9 +4889,11 @@
       <w:pPr>
         <w:pStyle w:val="Cmsor3"/>
       </w:pPr>
+      <w:bookmarkStart w:id="17" w:name="_Toc226659180"/>
       <w:r>
         <w:t>Vezérlőpult (Dashboard) és Foglalások kezelése</w:t>
       </w:r>
+      <w:bookmarkEnd w:id="17"/>
     </w:p>
     <w:p>
       <w:r>
@@ -2957,7 +5019,7 @@
         </w:drawing>
       </w:r>
     </w:p>
-    <w:bookmarkStart w:id="11" w:name="_Ref226536878"/>
+    <w:bookmarkStart w:id="18" w:name="_Ref226536878"/>
     <w:p>
       <w:pPr>
         <w:pStyle w:val="Kpalrs"/>
@@ -2983,7 +5045,7 @@
       <w:r>
         <w:t>. ábra</w:t>
       </w:r>
-      <w:bookmarkEnd w:id="11"/>
+      <w:bookmarkEnd w:id="18"/>
       <w:r>
         <w:t>: Adminisztrációs oldal vezérlőpultja</w:t>
       </w:r>
@@ -3137,7 +5199,7 @@
         </w:drawing>
       </w:r>
     </w:p>
-    <w:bookmarkStart w:id="12" w:name="_Ref226537732"/>
+    <w:bookmarkStart w:id="19" w:name="_Ref226537732"/>
     <w:p>
       <w:pPr>
         <w:pStyle w:val="Kpalrs"/>
@@ -3163,7 +5225,7 @@
       <w:r>
         <w:t>. ábra</w:t>
       </w:r>
-      <w:bookmarkEnd w:id="12"/>
+      <w:bookmarkEnd w:id="19"/>
       <w:r>
         <w:t xml:space="preserve">: Foglalások </w:t>
       </w:r>
@@ -3315,7 +5377,7 @@
         </w:drawing>
       </w:r>
     </w:p>
-    <w:bookmarkStart w:id="13" w:name="_Ref226539594"/>
+    <w:bookmarkStart w:id="20" w:name="_Ref226539594"/>
     <w:p>
       <w:pPr>
         <w:pStyle w:val="Kpalrs"/>
@@ -3341,7 +5403,7 @@
       <w:r>
         <w:t>. ábra</w:t>
       </w:r>
-      <w:bookmarkEnd w:id="13"/>
+      <w:bookmarkEnd w:id="20"/>
       <w:r>
         <w:t>: Foglalás kezelése</w:t>
       </w:r>
@@ -3367,9 +5429,11 @@
       <w:pPr>
         <w:pStyle w:val="Cmsor3"/>
       </w:pPr>
+      <w:bookmarkStart w:id="21" w:name="_Toc226659181"/>
       <w:r>
         <w:t>Globális beállítások és árak dinamikus kezelése</w:t>
       </w:r>
+      <w:bookmarkEnd w:id="21"/>
     </w:p>
     <w:p>
       <w:r>
@@ -3619,7 +5683,7 @@
         </w:tc>
       </w:tr>
     </w:tbl>
-    <w:bookmarkStart w:id="14" w:name="_Ref226542545"/>
+    <w:bookmarkStart w:id="22" w:name="_Ref226542545"/>
     <w:p>
       <w:pPr>
         <w:pStyle w:val="Kpalrs"/>
@@ -3645,7 +5709,7 @@
       <w:r>
         <w:t>. ábra</w:t>
       </w:r>
-      <w:bookmarkEnd w:id="14"/>
+      <w:bookmarkEnd w:id="22"/>
       <w:r>
         <w:t>: Árak és Beállítások módosítása mobil készüléken</w:t>
       </w:r>
@@ -3654,9 +5718,11 @@
       <w:pPr>
         <w:pStyle w:val="Cmsor3"/>
       </w:pPr>
+      <w:bookmarkStart w:id="23" w:name="_Toc226659182"/>
       <w:r>
         <w:t>Tartalomkezelés (Galéria és Szobák)</w:t>
       </w:r>
+      <w:bookmarkEnd w:id="23"/>
     </w:p>
     <w:p>
       <w:r>
@@ -3864,7 +5930,7 @@
         </w:drawing>
       </w:r>
     </w:p>
-    <w:bookmarkStart w:id="15" w:name="_Ref226544942"/>
+    <w:bookmarkStart w:id="24" w:name="_Ref226544942"/>
     <w:p>
       <w:pPr>
         <w:pStyle w:val="Kpalrs"/>
@@ -3890,7 +5956,7 @@
       <w:r>
         <w:t>. ábra</w:t>
       </w:r>
-      <w:bookmarkEnd w:id="15"/>
+      <w:bookmarkEnd w:id="24"/>
       <w:r>
         <w:t>: Galéria szerkesztése oldal sikeres feltöltés után</w:t>
       </w:r>
@@ -3902,28 +5968,32 @@
       <w:pPr>
         <w:pStyle w:val="Cmsor1"/>
       </w:pPr>
-      <w:bookmarkStart w:id="16" w:name="_Toc87521355"/>
+      <w:bookmarkStart w:id="25" w:name="_Toc226659183"/>
       <w:r>
         <w:lastRenderedPageBreak/>
         <w:t>Fejlesztői dokumentáció</w:t>
       </w:r>
-      <w:bookmarkEnd w:id="16"/>
+      <w:bookmarkEnd w:id="25"/>
     </w:p>
     <w:p>
       <w:pPr>
         <w:pStyle w:val="Cmsor2"/>
       </w:pPr>
+      <w:bookmarkStart w:id="26" w:name="_Toc226659184"/>
       <w:r>
         <w:t>Felhasznált technológiák és fejlesztői környezet</w:t>
       </w:r>
+      <w:bookmarkEnd w:id="26"/>
     </w:p>
     <w:p>
       <w:pPr>
         <w:pStyle w:val="Cmsor3"/>
       </w:pPr>
+      <w:bookmarkStart w:id="27" w:name="_Toc226659185"/>
       <w:r>
         <w:t>Fejlesztői környezet és verziókezelés</w:t>
       </w:r>
+      <w:bookmarkEnd w:id="27"/>
     </w:p>
     <w:p>
       <w:r>
@@ -4131,9 +6201,11 @@
       <w:pPr>
         <w:pStyle w:val="Cmsor3"/>
       </w:pPr>
+      <w:bookmarkStart w:id="28" w:name="_Toc226659186"/>
       <w:r>
         <w:t>Szerveroldali technológiák</w:t>
       </w:r>
+      <w:bookmarkEnd w:id="28"/>
     </w:p>
     <w:p>
       <w:r>
@@ -4568,9 +6640,11 @@
       <w:pPr>
         <w:pStyle w:val="Cmsor3"/>
       </w:pPr>
+      <w:bookmarkStart w:id="29" w:name="_Toc226659187"/>
       <w:r>
         <w:t>Adatbázis-kezelés</w:t>
       </w:r>
+      <w:bookmarkEnd w:id="29"/>
     </w:p>
     <w:p>
       <w:r>
@@ -4765,9 +6839,11 @@
       <w:pPr>
         <w:pStyle w:val="Cmsor3"/>
       </w:pPr>
+      <w:bookmarkStart w:id="30" w:name="_Toc226659188"/>
       <w:r>
         <w:t>Kliensoldali technológiák</w:t>
       </w:r>
+      <w:bookmarkEnd w:id="30"/>
     </w:p>
     <w:p>
       <w:r>
@@ -4947,10 +7023,12 @@
       <w:pPr>
         <w:pStyle w:val="Cmsor3"/>
       </w:pPr>
+      <w:bookmarkStart w:id="31" w:name="_Toc226659189"/>
       <w:r>
         <w:lastRenderedPageBreak/>
         <w:t>Felhasználói felület és prototipizálás</w:t>
       </w:r>
+      <w:bookmarkEnd w:id="31"/>
     </w:p>
     <w:p>
       <w:r>
@@ -5111,6 +7189,9 @@
           </w:tcPr>
           <w:p>
             <w:r>
+              <w:rPr>
+                <w:noProof/>
+              </w:rPr>
               <w:drawing>
                 <wp:inline distT="0" distB="0" distL="0" distR="0" wp14:anchorId="474668F0" wp14:editId="6E9AAA04">
                   <wp:extent cx="2681416" cy="1534483"/>
@@ -5171,6 +7252,9 @@
               <w:keepNext/>
             </w:pPr>
             <w:r>
+              <w:rPr>
+                <w:noProof/>
+              </w:rPr>
               <w:drawing>
                 <wp:inline distT="0" distB="0" distL="0" distR="0" wp14:anchorId="30F936BC" wp14:editId="17F8F84B">
                   <wp:extent cx="2740478" cy="1558867"/>
@@ -5224,7 +7308,7 @@
         </w:tc>
       </w:tr>
     </w:tbl>
-    <w:bookmarkStart w:id="17" w:name="_Ref226649001"/>
+    <w:bookmarkStart w:id="32" w:name="_Ref226649001"/>
     <w:p>
       <w:pPr>
         <w:pStyle w:val="Kpalrs"/>
@@ -5250,7 +7334,7 @@
       <w:r>
         <w:t>. ábra</w:t>
       </w:r>
-      <w:bookmarkEnd w:id="17"/>
+      <w:bookmarkEnd w:id="32"/>
       <w:r>
         <w:t>: A prototípus (bal oldali) és a kész weboldal (jobb oldali) összehasonlítása</w:t>
       </w:r>
@@ -5259,17 +7343,21 @@
       <w:pPr>
         <w:pStyle w:val="Cmsor2"/>
       </w:pPr>
+      <w:bookmarkStart w:id="33" w:name="_Toc226659190"/>
       <w:r>
         <w:t>Rendszerarchitektúra és Üzleti logika</w:t>
       </w:r>
+      <w:bookmarkEnd w:id="33"/>
     </w:p>
     <w:p>
       <w:pPr>
         <w:pStyle w:val="Cmsor3"/>
       </w:pPr>
+      <w:bookmarkStart w:id="34" w:name="_Toc226659191"/>
       <w:r>
         <w:t>Az MVC architekturális minta a gyakorlatban</w:t>
       </w:r>
+      <w:bookmarkEnd w:id="34"/>
     </w:p>
     <w:p>
       <w:r>
@@ -5462,9 +7550,11 @@
       <w:pPr>
         <w:pStyle w:val="Cmsor3"/>
       </w:pPr>
+      <w:bookmarkStart w:id="35" w:name="_Toc226659192"/>
       <w:r>
         <w:t>Az üzleti logika és a Service réteg</w:t>
       </w:r>
+      <w:bookmarkEnd w:id="35"/>
     </w:p>
     <w:p>
       <w:r>
@@ -5579,16 +7669,10 @@
         <w:t xml:space="preserve">én túl a </w:t>
       </w:r>
       <w:r>
-        <w:t>tartományvezérelt tervezés</w:t>
-      </w:r>
-      <w:r>
-        <w:t xml:space="preserve"> </w:t>
-      </w:r>
-      <w:r>
-        <w:t>(Domain Driven Design, röviden DDD)</w:t>
-      </w:r>
-      <w:r>
-        <w:t xml:space="preserve"> </w:t>
+        <w:t xml:space="preserve">tartományvezérelt tervezés </w:t>
+      </w:r>
+      <w:r>
+        <w:t xml:space="preserve">(Domain Driven Design, röviden DDD) </w:t>
       </w:r>
       <w:r>
         <w:t xml:space="preserve">módszertan </w:t>
@@ -5674,10 +7758,7 @@
         <w:t xml:space="preserve">Ebben a fázisban született az a döntés, hogy a </w:t>
       </w:r>
       <w:r>
-        <w:t>tartózkodási idő (éjszakák számának) meghatározásakor elvetettem a natív string-manipulációt és szimpla aritmetikát, helyette a PHP Carbon (DateTime API wrapper) objektumorientált időkezelő könyvtárát alkalmaztam (diffInDays metódus).</w:t>
-      </w:r>
-      <w:r>
-        <w:t xml:space="preserve"> </w:t>
+        <w:t xml:space="preserve">tartózkodási idő (éjszakák számának) meghatározásakor elvetettem a natív string-manipulációt és szimpla aritmetikát, helyette a PHP Carbon (DateTime API wrapper) objektumorientált időkezelő könyvtárát alkalmaztam (diffInDays metódus). </w:t>
       </w:r>
       <w:r>
         <w:t xml:space="preserve">A dátumok szimpla karakterláncként </w:t>
@@ -5891,7 +7972,7 @@
         </w:drawing>
       </w:r>
     </w:p>
-    <w:bookmarkStart w:id="18" w:name="_Ref226633706"/>
+    <w:bookmarkStart w:id="36" w:name="_Ref226633706"/>
     <w:p>
       <w:pPr>
         <w:pStyle w:val="Kpalrs"/>
@@ -5920,7 +8001,7 @@
       <w:r>
         <w:t>. ábra</w:t>
       </w:r>
-      <w:bookmarkEnd w:id="18"/>
+      <w:bookmarkEnd w:id="36"/>
       <w:r>
         <w:t>: Osztálydiagram a BookingController</w:t>
       </w:r>
@@ -5935,9 +8016,11 @@
       <w:pPr>
         <w:pStyle w:val="Cmsor3"/>
       </w:pPr>
+      <w:bookmarkStart w:id="37" w:name="_Toc226659193"/>
       <w:r>
         <w:t>Dinamikus árkalkuláció</w:t>
       </w:r>
+      <w:bookmarkEnd w:id="37"/>
     </w:p>
     <w:p>
       <w:r>
@@ -6133,10 +8216,7 @@
         <w:t xml:space="preserve"> </w:t>
       </w:r>
       <w:r>
-        <w:t>hasonlóan az éjszakák számával szorozva</w:t>
-      </w:r>
-      <w:r>
-        <w:t xml:space="preserve"> </w:t>
+        <w:t xml:space="preserve">hasonlóan az éjszakák számával szorozva </w:t>
       </w:r>
       <w:r>
         <w:t>a fűtési felár</w:t>
@@ -6324,7 +8404,7 @@
         </w:drawing>
       </w:r>
     </w:p>
-    <w:bookmarkStart w:id="19" w:name="_Ref226638351"/>
+    <w:bookmarkStart w:id="38" w:name="_Ref226638351"/>
     <w:p>
       <w:pPr>
         <w:pStyle w:val="Kpalrs"/>
@@ -6353,7 +8433,7 @@
       <w:r>
         <w:t>. ábra</w:t>
       </w:r>
-      <w:bookmarkEnd w:id="19"/>
+      <w:bookmarkEnd w:id="38"/>
       <w:r>
         <w:t xml:space="preserve">: </w:t>
       </w:r>
@@ -6370,258 +8450,973 @@
         <w:t>a</w:t>
       </w:r>
     </w:p>
+    <w:p>
+      <w:pPr>
+        <w:pStyle w:val="Cmsor4"/>
+      </w:pPr>
+      <w:r>
+        <w:t>Az aszinkron adatáramlás és az élő frissítés megvalósítása</w:t>
+      </w:r>
+    </w:p>
+    <w:p>
+      <w:r>
+        <w:t xml:space="preserve">A hagyományos módszerrel ellentétben, ahol a „Számolás” gombra való rányomást követően újratölt az oldal, és megjelenik az ár, az általam elkészített program élő kalkulátora nem akasztja meg a felhasználói élményt. </w:t>
+      </w:r>
+    </w:p>
+    <w:p>
+      <w:r>
+        <w:t xml:space="preserve">A frontend és a </w:t>
+      </w:r>
+      <w:r>
+        <w:t>b</w:t>
+      </w:r>
+      <w:r>
+        <w:t xml:space="preserve">ackend közötti kommunikáció Vanilla JavaScript (ES6) alapokon, a modern Fetch API segítségével </w:t>
+      </w:r>
+      <w:r>
+        <w:t xml:space="preserve">valósult meg. </w:t>
+      </w:r>
+      <w:r>
+        <w:t>Ez egy dedikált aszin</w:t>
+      </w:r>
+      <w:r>
+        <w:t>k</w:t>
+      </w:r>
+      <w:r>
+        <w:t>ron REST végpontra (POST /kalkulacio) küldi el az űrlap aktuális állapotát JSON formátumban.</w:t>
+      </w:r>
+      <w:r>
+        <w:t xml:space="preserve"> Az indokolja ezt a döntést egy </w:t>
+      </w:r>
+      <w:r>
+        <w:t xml:space="preserve">erre jobban alkalmas </w:t>
+      </w:r>
+      <w:r>
+        <w:t>React vagy Vue.js jellegű robusztus frontend keretrendszer</w:t>
+      </w:r>
+      <w:r>
+        <w:t xml:space="preserve">rel </w:t>
+      </w:r>
+      <w:r>
+        <w:lastRenderedPageBreak/>
+        <w:t xml:space="preserve">szemben, hogy ezek használatával a </w:t>
+      </w:r>
+      <w:r>
+        <w:t>túltervezés</w:t>
+      </w:r>
+      <w:r>
+        <w:t xml:space="preserve"> </w:t>
+      </w:r>
+      <w:r>
+        <w:t>(Overengineering)</w:t>
+      </w:r>
+      <w:r>
+        <w:t xml:space="preserve"> csapdájába eshettem volna. Ezt az egyirányú adatáramlást a </w:t>
+      </w:r>
+      <w:r>
+        <w:t>Fetch API</w:t>
+      </w:r>
+      <w:r>
+        <w:t xml:space="preserve"> tökéletesen el tudta végezni.</w:t>
+      </w:r>
+    </w:p>
+    <w:p>
+      <w:r>
+        <w:t>Egy foglalás esetén a felhasználó hajlamos lehet egymás után gyorsan, több gombot is megnyomni. Ha minden egyes gombnyomáskor a böngésző azonnal küldene egy kérést, az a szerver és a hálózat túlterheltségéhez vezethet. Ennek elkerülése érdekében a</w:t>
+      </w:r>
+      <w:r>
+        <w:t xml:space="preserve"> Debouncing tervezési mint</w:t>
+      </w:r>
+      <w:r>
+        <w:t xml:space="preserve">át követtem: </w:t>
+      </w:r>
+      <w:r>
+        <w:t>minden adatbevitel (input) vagy módosítás (change) során, amikor az eseményfigyelők aktiválódnak</w:t>
+      </w:r>
+      <w:r>
+        <w:t xml:space="preserve">, 350 milliszekundumos késleltetést állítottam be. Ez az a határ, ami még nem zökkenti ki a felhasználót, </w:t>
+      </w:r>
+      <w:r>
+        <w:t>ugyanakkor drasztikusan csökkenti</w:t>
+      </w:r>
+      <w:r>
+        <w:t xml:space="preserve"> </w:t>
+      </w:r>
+      <w:r>
+        <w:t>a felesleges hálózati terhelést (Network Overhead)</w:t>
+      </w:r>
+      <w:r>
+        <w:t>.</w:t>
+      </w:r>
+    </w:p>
+    <w:p>
+      <w:r>
+        <w:t xml:space="preserve">Fontos biztonsági szempont volt továbbá az is, hogy az árkalkulációt ne a JavaScript végezze, hanem a </w:t>
+      </w:r>
+      <w:r>
+        <w:t>b</w:t>
+      </w:r>
+      <w:r>
+        <w:t xml:space="preserve">ackend. Amennyiben ez a kliensoldal dolga lenne, a felhasználó manuálisan belenyúlhatna a folyamatba, ezzel súlyos védelmi hibát hagyva a weboldalon. Azzal, hogy </w:t>
+      </w:r>
+      <w:r>
+        <w:t>a számítást kizárólag a szerveroldali Service réteg végzi</w:t>
+      </w:r>
+      <w:r>
+        <w:t xml:space="preserve">, </w:t>
+      </w:r>
+      <w:r>
+        <w:t>garantálj</w:t>
+      </w:r>
+      <w:r>
+        <w:t>uk</w:t>
+      </w:r>
+      <w:r>
+        <w:t xml:space="preserve"> az árak manipulálhatatlanságát és azt, hogy az üzleti logika egyetlen, ellenőrzött helyen (Single Source of Truth) létezzen</w:t>
+      </w:r>
+      <w:r>
+        <w:t>.</w:t>
+      </w:r>
+    </w:p>
+    <w:p>
+      <w:pPr>
+        <w:pStyle w:val="Cmsor3"/>
+      </w:pPr>
+      <w:bookmarkStart w:id="39" w:name="_Toc226659194"/>
+      <w:r>
+        <w:t>Útválasztás (Routing) és Köztesrétegek (Middleware)</w:t>
+      </w:r>
+      <w:bookmarkEnd w:id="39"/>
+    </w:p>
+    <w:p>
+      <w:r>
+        <w:t xml:space="preserve">A Laravel </w:t>
+      </w:r>
+      <w:r>
+        <w:t xml:space="preserve">a webalkalmazás végpontjait </w:t>
+      </w:r>
+      <w:r>
+        <w:t>(</w:t>
+      </w:r>
+      <w:r>
+        <w:t>endpoints</w:t>
+      </w:r>
+      <w:r>
+        <w:t xml:space="preserve">) </w:t>
+      </w:r>
+      <w:r>
+        <w:t xml:space="preserve">a </w:t>
+      </w:r>
+      <w:r>
+        <w:t>„</w:t>
+      </w:r>
+      <w:r>
+        <w:t>routes</w:t>
+      </w:r>
+      <w:r>
+        <w:t>/</w:t>
+      </w:r>
+      <w:r>
+        <w:t>web.php</w:t>
+      </w:r>
+      <w:r>
+        <w:t>”</w:t>
+      </w:r>
+      <w:r>
+        <w:t xml:space="preserve"> fájlban definiálja</w:t>
+      </w:r>
+      <w:r>
+        <w:t xml:space="preserve">. </w:t>
+      </w:r>
+      <w:r>
+        <w:t>Eze</w:t>
+      </w:r>
+      <w:r>
+        <w:t>k eléréséhez különböző útvonalak</w:t>
+      </w:r>
+      <w:r>
+        <w:t xml:space="preserve"> hozhatók létre, </w:t>
+      </w:r>
+      <w:r>
+        <w:t>amelyek alapján az egyes publikus és adminisztrációs oldalak</w:t>
+      </w:r>
+      <w:r>
+        <w:t xml:space="preserve"> megtalálhatók. A</w:t>
+      </w:r>
+      <w:r>
+        <w:t xml:space="preserve"> publikus oldalak (</w:t>
+      </w:r>
+      <w:r>
+        <w:t>„F</w:t>
+      </w:r>
+      <w:r>
+        <w:t>őoldal</w:t>
+      </w:r>
+      <w:r>
+        <w:t>”</w:t>
+      </w:r>
+      <w:r>
+        <w:t xml:space="preserve">, </w:t>
+      </w:r>
+      <w:r>
+        <w:t>„S</w:t>
+      </w:r>
+      <w:r>
+        <w:t>zállásunk</w:t>
+      </w:r>
+      <w:r>
+        <w:t>”</w:t>
+      </w:r>
+      <w:r>
+        <w:t>) egyszerű</w:t>
+      </w:r>
+      <w:r>
+        <w:t xml:space="preserve">, bárki </w:t>
+      </w:r>
+      <w:r>
+        <w:t>által kiadható</w:t>
+      </w:r>
+      <w:r>
+        <w:t xml:space="preserve"> GET kérésekkel (HTTP GET requests) működnek</w:t>
+      </w:r>
+      <w:r>
+        <w:t>, míg a</w:t>
+      </w:r>
+      <w:r>
+        <w:t xml:space="preserve">z admin oldalakhoz </w:t>
+      </w:r>
+      <w:r>
+        <w:t>ideális esetben csak a tulajdonos férhet hozzá.</w:t>
+      </w:r>
+      <w:r>
+        <w:t xml:space="preserve"> </w:t>
+      </w:r>
+      <w:r>
+        <w:t xml:space="preserve">A </w:t>
+      </w:r>
+      <w:r>
+        <w:t>Köztesrétegek (Middleware)</w:t>
+      </w:r>
+      <w:r>
+        <w:t xml:space="preserve"> kényelmes eszközt nyújtanak az alkalmazásba beérkező HTTP-kérelmek ellenőrzéséhez és szűréséhez.</w:t>
+      </w:r>
+      <w:r>
+        <w:t xml:space="preserve"> </w:t>
+      </w:r>
+      <w:r>
+        <w:t xml:space="preserve">Az általam használt, Laravelbe beépített „auth” (Authentication) </w:t>
+      </w:r>
+      <w:r>
+        <w:t>M</w:t>
+      </w:r>
+      <w:r>
+        <w:t>iddleware azt hivatott ellenőr</w:t>
+      </w:r>
+      <w:r>
+        <w:t>i</w:t>
+      </w:r>
+      <w:r>
+        <w:t>z</w:t>
+      </w:r>
+      <w:r>
+        <w:t>n</w:t>
+      </w:r>
+      <w:r>
+        <w:t>i, hogy az alkalmazás felhasználója hitelesítve van-e. Amennyiben ez nem teljesül</w:t>
+      </w:r>
+      <w:r>
+        <w:t>,</w:t>
+      </w:r>
+      <w:r>
+        <w:t xml:space="preserve"> </w:t>
+      </w:r>
+      <w:r>
+        <w:t>elfogja a kérést (request interception)</w:t>
+      </w:r>
+      <w:r>
+        <w:t xml:space="preserve"> és </w:t>
+      </w:r>
+      <w:r>
+        <w:t>a rendszer átirányítja (redirect) a látogatót a bejelentkező felületre, így a védett végpontokhoz tartozó HTTP-kérések kizárólag hitelesített felhasználó esetén hajtódnak végre</w:t>
+      </w:r>
+      <w:r>
+        <w:t>.</w:t>
+      </w:r>
+      <w:r>
+        <w:t xml:space="preserve"> </w:t>
+      </w:r>
+      <w:r>
+        <w:t>Ennek hatékony használatára</w:t>
+      </w:r>
+      <w:r>
+        <w:t xml:space="preserve"> </w:t>
+      </w:r>
+      <w:r>
+        <w:t xml:space="preserve">létrehoztam </w:t>
+      </w:r>
+      <w:r>
+        <w:t xml:space="preserve">egy </w:t>
+      </w:r>
+      <w:r>
+        <w:t>Middleware csoport</w:t>
+      </w:r>
+      <w:r>
+        <w:t>ot</w:t>
+      </w:r>
+      <w:r>
+        <w:t xml:space="preserve"> (Route Group)</w:t>
+      </w:r>
+      <w:r>
+        <w:t xml:space="preserve">, </w:t>
+      </w:r>
+      <w:r>
+        <w:t>majd az a</w:t>
+      </w:r>
+      <w:r>
+        <w:t>dminisztrációs felülethez tartozó összes végpontot</w:t>
+      </w:r>
+      <w:r>
+        <w:t xml:space="preserve"> </w:t>
+      </w:r>
+      <w:r>
+        <w:t xml:space="preserve">ebben </w:t>
+      </w:r>
+      <w:r>
+        <w:t xml:space="preserve">központosítottam. </w:t>
+      </w:r>
+      <w:r>
+        <w:t>Ezzel</w:t>
+      </w:r>
+      <w:r>
+        <w:t xml:space="preserve"> </w:t>
+      </w:r>
+      <w:r>
+        <w:t>a "Biztonság alapértelmezésként" (Secure by Default) elvet követve</w:t>
+      </w:r>
+      <w:r>
+        <w:t xml:space="preserve"> ahelyett, hogy a Controller minden egyes metódusában külön </w:t>
+      </w:r>
+      <w:r>
+        <w:lastRenderedPageBreak/>
+        <w:t>ellenőriznénk a munkamenet (Session) érvényességét</w:t>
+      </w:r>
+      <w:r>
+        <w:t xml:space="preserve">, a Middleware még az üzleti logika </w:t>
+      </w:r>
+      <w:r>
+        <w:t>elérése előtt elfogja a kérést.</w:t>
+      </w:r>
+      <w:r>
+        <w:t xml:space="preserve"> Ez a későbbiekben segít kiküszöbölni a</w:t>
+      </w:r>
+      <w:r>
+        <w:t xml:space="preserve"> fejlesztői mulasztásból adódó biztonsági réseket.</w:t>
+      </w:r>
+    </w:p>
+    <w:p>
+      <w:pPr>
+        <w:pStyle w:val="Cmsor2"/>
+      </w:pPr>
+      <w:bookmarkStart w:id="40" w:name="_Toc226659195"/>
+      <w:r>
+        <w:t>Adatbázis-tervezés és Adatkezelés</w:t>
+      </w:r>
+      <w:bookmarkEnd w:id="40"/>
+    </w:p>
+    <w:p>
+      <w:pPr>
+        <w:pStyle w:val="Cmsor3"/>
+      </w:pPr>
+      <w:bookmarkStart w:id="41" w:name="_Toc226659196"/>
+      <w:r>
+        <w:t>Relációs adatmodell és ER-diagram</w:t>
+      </w:r>
+      <w:bookmarkEnd w:id="41"/>
+    </w:p>
+    <w:p>
+      <w:r>
+        <w:t>A projektemben a</w:t>
+      </w:r>
+      <w:r>
+        <w:t xml:space="preserve"> MySQL </w:t>
+      </w:r>
+      <w:r>
+        <w:t xml:space="preserve">nevű, </w:t>
+      </w:r>
+      <w:r>
+        <w:t>széles körben elterjedt, megbízható</w:t>
+      </w:r>
+      <w:r>
+        <w:t xml:space="preserve"> RDBMS rendszert használtam</w:t>
+      </w:r>
+      <w:r>
+        <w:t>.</w:t>
+      </w:r>
+      <w:r>
+        <w:t xml:space="preserve"> Ez lehetővé tette az adatok izolálását és a táblák összekapcsolását egyaránt. Ez különösen fontos egy foglalási rendszernél, a vendég hozza létre a foglalást, az admin pedig kezeli. </w:t>
+      </w:r>
+      <w:r>
+        <w:t>A relációs modell alkalmazása garantálja az adatok normalizálását, így elkerülhető a redundancia (például egy visszatérő vendég adatainak többszöri, felesleges letárolása), és biztosított a vendégek és foglalások független kezelhetősége.</w:t>
+      </w:r>
+      <w:r>
+        <w:t xml:space="preserve"> </w:t>
+      </w:r>
+      <w:r>
+        <w:t>Ezen struktúra révén</w:t>
+      </w:r>
+      <w:r>
+        <w:t xml:space="preserve"> logikai</w:t>
+      </w:r>
+      <w:r>
+        <w:t xml:space="preserve"> kapcsolatok hozhatók létre az egyes táblák között – ezen kapcsolatokat remekül megmutatja a </w:t>
+      </w:r>
+      <w:r>
+        <w:fldChar w:fldCharType="begin"/>
+      </w:r>
+      <w:r>
+        <w:instrText xml:space="preserve"> REF _Ref226659992 \h </w:instrText>
+      </w:r>
+      <w:r>
+        <w:fldChar w:fldCharType="separate"/>
+      </w:r>
+      <w:r>
+        <w:rPr>
+          <w:noProof/>
+        </w:rPr>
+        <w:t>15</w:t>
+      </w:r>
+      <w:r>
+        <w:t>. ábra</w:t>
+      </w:r>
+      <w:r>
+        <w:fldChar w:fldCharType="end"/>
+      </w:r>
+      <w:r>
+        <w:t xml:space="preserve"> is</w:t>
+      </w:r>
+      <w:r>
+        <w:t xml:space="preserve">, amelyen az elkészült projekt </w:t>
+      </w:r>
+      <w:r>
+        <w:t>Egyed-Kapcsolat / Entity-Relationship (ER) diagram</w:t>
+      </w:r>
+      <w:r>
+        <w:t>ja látható</w:t>
+      </w:r>
+      <w:r>
+        <w:t>.</w:t>
+      </w:r>
+    </w:p>
     <w:p/>
     <w:p>
       <w:pPr>
+        <w:keepNext/>
+      </w:pPr>
+      <w:r>
+        <w:rPr>
+          <w:noProof/>
+        </w:rPr>
+        <w:lastRenderedPageBreak/>
+        <w:drawing>
+          <wp:inline distT="0" distB="0" distL="0" distR="0" wp14:anchorId="315EB170" wp14:editId="46A697DD">
+            <wp:extent cx="5759450" cy="4436745"/>
+            <wp:effectExtent l="0" t="0" r="0" b="1905"/>
+            <wp:docPr id="2046592061" name="Kép 2"/>
+            <wp:cNvGraphicFramePr>
+              <a:graphicFrameLocks xmlns:a="http://schemas.openxmlformats.org/drawingml/2006/main" noChangeAspect="1"/>
+            </wp:cNvGraphicFramePr>
+            <a:graphic xmlns:a="http://schemas.openxmlformats.org/drawingml/2006/main">
+              <a:graphicData uri="http://schemas.openxmlformats.org/drawingml/2006/picture">
+                <pic:pic xmlns:pic="http://schemas.openxmlformats.org/drawingml/2006/picture">
+                  <pic:nvPicPr>
+                    <pic:cNvPr id="2046592061" name="Kép 2046592061"/>
+                    <pic:cNvPicPr/>
+                  </pic:nvPicPr>
+                  <pic:blipFill>
+                    <a:blip r:embed="rId33" cstate="print">
+                      <a:extLst>
+                        <a:ext uri="{28A0092B-C50C-407E-A947-70E740481C1C}">
+                          <a14:useLocalDpi xmlns:a14="http://schemas.microsoft.com/office/drawing/2010/main" val="0"/>
+                        </a:ext>
+                      </a:extLst>
+                    </a:blip>
+                    <a:stretch>
+                      <a:fillRect/>
+                    </a:stretch>
+                  </pic:blipFill>
+                  <pic:spPr>
+                    <a:xfrm>
+                      <a:off x="0" y="0"/>
+                      <a:ext cx="5759450" cy="4436745"/>
+                    </a:xfrm>
+                    <a:prstGeom prst="rect">
+                      <a:avLst/>
+                    </a:prstGeom>
+                  </pic:spPr>
+                </pic:pic>
+              </a:graphicData>
+            </a:graphic>
+          </wp:inline>
+        </w:drawing>
+      </w:r>
+    </w:p>
+    <w:bookmarkStart w:id="42" w:name="_Ref226659992"/>
+    <w:p>
+      <w:pPr>
+        <w:pStyle w:val="Kpalrs"/>
+      </w:pPr>
+      <w:r>
+        <w:fldChar w:fldCharType="begin"/>
+      </w:r>
+      <w:r>
+        <w:instrText xml:space="preserve"> SEQ ábra \* ARABIC </w:instrText>
+      </w:r>
+      <w:r>
+        <w:fldChar w:fldCharType="separate"/>
+      </w:r>
+      <w:r>
+        <w:rPr>
+          <w:noProof/>
+        </w:rPr>
+        <w:t>15</w:t>
+      </w:r>
+      <w:r>
+        <w:fldChar w:fldCharType="end"/>
+      </w:r>
+      <w:r>
+        <w:t>. ábra</w:t>
+      </w:r>
+      <w:bookmarkEnd w:id="42"/>
+      <w:r>
+        <w:t xml:space="preserve">: Az elkészült projekt </w:t>
+      </w:r>
+      <w:r>
+        <w:t>Egyed-Kapcsolat diagram</w:t>
+      </w:r>
+      <w:r>
+        <w:t>ja</w:t>
+      </w:r>
+    </w:p>
+    <w:p>
+      <w:r>
+        <w:t xml:space="preserve">Az ER diagramon szereplő </w:t>
+      </w:r>
+      <w:r>
+        <w:t>„</w:t>
+      </w:r>
+      <w:r>
+        <w:t>admin</w:t>
+      </w:r>
+      <w:r>
+        <w:t>”</w:t>
+      </w:r>
+      <w:r>
+        <w:t xml:space="preserve"> táblát a beépített </w:t>
+      </w:r>
+      <w:r>
+        <w:t>„</w:t>
+      </w:r>
+      <w:r>
+        <w:t>users</w:t>
+      </w:r>
+      <w:r>
+        <w:t>”</w:t>
+      </w:r>
+      <w:r>
+        <w:t xml:space="preserve"> </w:t>
+      </w:r>
+      <w:r>
+        <w:t xml:space="preserve">tábla helyettesíti a kódban, ezzel megkönnyítve az „auth” middleware használatát </w:t>
+      </w:r>
+      <w:r>
+        <w:t>az adminisztrációs felület hitelesítési logikájának integrálása során</w:t>
+      </w:r>
+      <w:r>
+        <w:t>.</w:t>
+      </w:r>
+    </w:p>
+    <w:p>
+      <w:r>
+        <w:t xml:space="preserve">Két tábla között többféle kapcsolat is létrehozható. </w:t>
+      </w:r>
+      <w:r>
+        <w:t>A „</w:t>
+      </w:r>
+      <w:r>
+        <w:t>g</w:t>
+      </w:r>
+      <w:r>
+        <w:t>uest” (</w:t>
+      </w:r>
+      <w:r>
+        <w:t>v</w:t>
+      </w:r>
+      <w:r>
+        <w:t>endég) és a „</w:t>
+      </w:r>
+      <w:r>
+        <w:t>b</w:t>
+      </w:r>
+      <w:r>
+        <w:t>ooking” (</w:t>
+      </w:r>
+      <w:r>
+        <w:t>f</w:t>
+      </w:r>
+      <w:r>
+        <w:t xml:space="preserve">oglalás) tábla között </w:t>
+      </w:r>
+      <w:r>
+        <w:t>1:N kapcsolat</w:t>
+      </w:r>
+      <w:r>
+        <w:t>ot definiáltam, hiszen egy vendégnek több foglalása is lehet</w:t>
+      </w:r>
+      <w:r>
+        <w:t xml:space="preserve">, és ugyancsak 1:N kapcsolat van a „users” és a „booking” között is. Utóbbit a </w:t>
+      </w:r>
+      <w:r>
+        <w:t>jövőtűrő tervezés</w:t>
+      </w:r>
+      <w:r>
+        <w:t xml:space="preserve"> jegyében építettem a kódba, ezzel megkönnyítve a továbbfejlesztést.</w:t>
+      </w:r>
+    </w:p>
+    <w:p>
+      <w:pPr>
         <w:pStyle w:val="Cmsor3"/>
       </w:pPr>
       <w:r>
-        <w:t>Útválasztás (Routing) és Köztesrétegek (Middleware)</w:t>
-      </w:r>
-    </w:p>
-    <w:p>
-      <w:r>
-        <w:t xml:space="preserve">A Laravel </w:t>
-      </w:r>
-      <w:r>
-        <w:t xml:space="preserve">a webalkalmazás végpontjait </w:t>
-      </w:r>
-      <w:r>
-        <w:t>(</w:t>
-      </w:r>
-      <w:r>
-        <w:t>endpoints</w:t>
-      </w:r>
-      <w:r>
-        <w:t xml:space="preserve">) </w:t>
+        <w:t>Adatbázis-migrációk és az Eloquent ORM a gyakorlatban</w:t>
+      </w:r>
+    </w:p>
+    <w:p>
+      <w:r>
+        <w:t xml:space="preserve">Az adatbázis tábláinak létrehozását migrációs fájlok segítségével végeztem el. A Laravel ezzel a megoldással </w:t>
+      </w:r>
+      <w:r>
+        <w:t>jelentősen</w:t>
+      </w:r>
+      <w:r>
+        <w:t xml:space="preserve"> leegyszerűsíti, sőt, garantálja a verziókövetést, ezen felül </w:t>
+      </w:r>
+      <w:r>
+        <w:t>lehetővé teszi az azonnali visszavonást</w:t>
+      </w:r>
+      <w:r>
+        <w:t xml:space="preserve">, és akár a teljesen </w:t>
+      </w:r>
+      <w:r>
+        <w:t>tiszta lappal kezdést</w:t>
+      </w:r>
+      <w:r>
+        <w:t xml:space="preserve"> is.</w:t>
+      </w:r>
+    </w:p>
+    <w:p>
+      <w:r>
+        <w:t>A táblák létrehozásakor a jövőbeli javítások és hibák elkerülése érdekében mérlegeln</w:t>
+      </w:r>
+      <w:r>
+        <w:t>em kellett néhány dolgot. Egyik ilyen volt az a</w:t>
+      </w:r>
+      <w:r>
+        <w:t>dattípus kiválasztása mennyiségeknél és áraknál</w:t>
+      </w:r>
+      <w:r>
+        <w:t xml:space="preserve">. </w:t>
+      </w:r>
+      <w:r>
+        <w:t xml:space="preserve">A </w:t>
+      </w:r>
+      <w:r>
+        <w:lastRenderedPageBreak/>
+        <w:t xml:space="preserve">mennyiséget vagy árat mutató adatoknál </w:t>
+      </w:r>
+      <w:r>
+        <w:t>előjel nélküli egész (</w:t>
+      </w:r>
+      <w:r>
+        <w:t>unsigned</w:t>
+      </w:r>
+      <w:r>
+        <w:t>I</w:t>
+      </w:r>
+      <w:r>
+        <w:t>nteger</w:t>
+      </w:r>
+      <w:r>
+        <w:t>)</w:t>
+      </w:r>
+      <w:r>
+        <w:t xml:space="preserve"> adattípust alkalmaztam</w:t>
+      </w:r>
+      <w:r>
+        <w:t>, mert e</w:t>
+      </w:r>
+      <w:r>
+        <w:t>zek nem vehetnek fel negatív értéket</w:t>
+      </w:r>
+      <w:r>
+        <w:t xml:space="preserve">, ezzel is </w:t>
+      </w:r>
+      <w:r>
+        <w:t>további adatbázis-szintű védelmet biztosítva</w:t>
+      </w:r>
+      <w:r>
+        <w:t xml:space="preserve"> a programomnak. </w:t>
+      </w:r>
+    </w:p>
+    <w:p>
+      <w:r>
+        <w:t xml:space="preserve">Továbbá a globális változóknál </w:t>
+      </w:r>
+      <w:r>
+        <w:t>Kulcs-Érték</w:t>
+      </w:r>
+      <w:r>
+        <w:t xml:space="preserve"> (</w:t>
+      </w:r>
+      <w:r>
+        <w:t>Key-Value</w:t>
+      </w:r>
+      <w:r>
+        <w:t>)</w:t>
+      </w:r>
+      <w:r>
+        <w:t xml:space="preserve"> adattárolási mint</w:t>
+      </w:r>
+      <w:r>
+        <w:t xml:space="preserve">át alkalmaztam. Így tehát például a </w:t>
+      </w:r>
+      <w:r>
+        <w:t xml:space="preserve">fűtés kapcsoló, </w:t>
+      </w:r>
+      <w:r>
+        <w:t xml:space="preserve">vagy a </w:t>
+      </w:r>
+      <w:r>
+        <w:t>telefonszám nem egyetlen sorból álló hagyományos táblában tárol</w:t>
+      </w:r>
+      <w:r>
+        <w:t>ódik</w:t>
+      </w:r>
+      <w:r>
+        <w:t>, hanem egy Key-Value struktúrájú site_settings táblában, ahol a key a PRIMARY KEY.</w:t>
+      </w:r>
+      <w:r>
+        <w:t xml:space="preserve"> Ez p</w:t>
+      </w:r>
+      <w:r>
+        <w:t xml:space="preserve">raktikus, ha új globális beállítást szeretnék a későbbiekben hozzáadni </w:t>
+      </w:r>
+      <w:r>
+        <w:t>–</w:t>
+      </w:r>
+      <w:r>
+        <w:t xml:space="preserve"> nem lesz szükség új egyéni</w:t>
+      </w:r>
+      <w:r>
+        <w:t xml:space="preserve"> oszlopra.</w:t>
+      </w:r>
+      <w:r>
+        <w:t xml:space="preserve"> Ennek megfelelő működéséhez a </w:t>
+      </w:r>
+      <w:r>
+        <w:t>SiteSetting modell konfigurációjában</w:t>
+      </w:r>
+      <w:r>
+        <w:t xml:space="preserve"> is explicit módon felül kellett írnom</w:t>
+      </w:r>
+      <w:r>
+        <w:t xml:space="preserve"> a keretrendszer alapértelmezett viselkedését</w:t>
+      </w:r>
+      <w:r>
+        <w:t xml:space="preserve">, máskülönben </w:t>
+      </w:r>
+      <w:r>
+        <w:t>az ORM hibás SQL lekérdezéseket generált volna</w:t>
+      </w:r>
+      <w:r>
+        <w:t xml:space="preserve">. </w:t>
+      </w:r>
+    </w:p>
+    <w:p>
+      <w:r>
+        <w:t>Mindemellett „</w:t>
+      </w:r>
+      <w:r>
+        <w:t>price_items</w:t>
+      </w:r>
+      <w:r>
+        <w:t>”</w:t>
+      </w:r>
+      <w:r>
+        <w:t xml:space="preserve"> és </w:t>
+      </w:r>
+      <w:r>
+        <w:t>„</w:t>
+      </w:r>
+      <w:r>
+        <w:t>gallery_images</w:t>
+      </w:r>
+      <w:r>
+        <w:t>”</w:t>
+      </w:r>
+      <w:r>
+        <w:t xml:space="preserve"> táblákban</w:t>
+      </w:r>
+      <w:r>
+        <w:t xml:space="preserve"> definiáltam egy</w:t>
+      </w:r>
+      <w:r>
+        <w:t xml:space="preserve"> </w:t>
+      </w:r>
+      <w:r>
+        <w:t>„</w:t>
+      </w:r>
+      <w:r>
+        <w:t>sort_order</w:t>
+      </w:r>
+      <w:r>
+        <w:t>”</w:t>
+      </w:r>
+      <w:r>
+        <w:t xml:space="preserve"> </w:t>
+      </w:r>
+      <w:r>
+        <w:t xml:space="preserve">nevű </w:t>
+      </w:r>
+      <w:r>
+        <w:t>attribútum</w:t>
+      </w:r>
+      <w:r>
+        <w:t xml:space="preserve">ot, ezzel szintén a jövőtűrő tervezést támogattam. </w:t>
+      </w:r>
+      <w:r>
+        <w:t>A későbbiekben ha egyik jobb képet előre szeretné</w:t>
+      </w:r>
+      <w:r>
+        <w:t>k</w:t>
+      </w:r>
+      <w:r>
+        <w:t xml:space="preserve"> hozni az oldalon, vagy egy új árat veszek fel, és nem a lista végére szeretném, akkor ennek segítségével lesz rendezhető a felsorolás</w:t>
+      </w:r>
+      <w:r>
+        <w:t>.</w:t>
+      </w:r>
+    </w:p>
+    <w:p>
+      <w:r>
+        <w:t>A jelenlegi, alapértelmezett adatok (árak, szobaleírások, beállítások, admin bejelentkezési adatok) feltöltését nem manuálisan, egyesével vittem fel az adatbázisba, ehelyett a Laravel praktikus Seeder osztályát használtam. Számos előnye közé tartozik az egyszerűség, hiszen nem kell az adatbázisban kutatni egy-egy adat helyét, és a verziókövetés, amivel bármely új eszközön nagyon gyorsan kész fejlesztőkörnyezet hozható létre egy terminálban lefuttatott paranccsal.</w:t>
+      </w:r>
+    </w:p>
+    <w:p>
+      <w:pPr>
+        <w:pStyle w:val="Cmsor3"/>
+      </w:pPr>
+      <w:r>
+        <w:t>Adatintegritás, GDPR és a törlési stratégiák</w:t>
+      </w:r>
+    </w:p>
+    <w:p>
+      <w:r>
+        <w:t xml:space="preserve">A fejlesztés kezdeti fázisában a fő szempont az árva rekordok kiküszöbölése volt, a technikai integritás jegyében. </w:t>
+      </w:r>
+      <w:r>
+        <w:t xml:space="preserve">Ennek biztosítására a </w:t>
+      </w:r>
+      <w:r>
+        <w:t>kódolás</w:t>
+      </w:r>
+      <w:r>
+        <w:t xml:space="preserve"> korai szakaszában a cascadeOnDelete metódus alkalmazása tűnt logikusnak</w:t>
+      </w:r>
+      <w:r>
+        <w:t xml:space="preserve"> a „guest_id” idegen kulcson a foglalás migrációs fájljában. Ennek bevezetésével, amikor egy vendég él azon</w:t>
+      </w:r>
+      <w:r>
+        <w:t xml:space="preserve"> – GDPR adta –</w:t>
+      </w:r>
+      <w:r>
+        <w:t xml:space="preserve"> jogával, hogy töröljük az adatait, a hozzá tartozó foglalások rekordjait is töröljük. A döntésben szerepet játszott </w:t>
       </w:r>
       <w:r>
         <w:t xml:space="preserve">a </w:t>
       </w:r>
       <w:r>
-        <w:t>„</w:t>
-      </w:r>
-      <w:r>
-        <w:t>routes</w:t>
-      </w:r>
-      <w:r>
-        <w:t>/</w:t>
-      </w:r>
-      <w:r>
-        <w:t>web.php</w:t>
-      </w:r>
-      <w:r>
-        <w:t>”</w:t>
-      </w:r>
-      <w:r>
-        <w:t xml:space="preserve"> fájlban definiálja</w:t>
+        <w:t>technikai tisztaság megőrzése</w:t>
+      </w:r>
+      <w:r>
+        <w:t>, az előbb említett árva sorok elkerülése</w:t>
+      </w:r>
+      <w:r>
+        <w:t xml:space="preserve">. A fejlesztés továbbhaladtával </w:t>
+      </w:r>
+      <w:r>
+        <w:t>nyilvánvalóvá vált, hogy ez üzleti szempontból adatvesztést jelentene</w:t>
+      </w:r>
+      <w:r>
+        <w:t xml:space="preserve">, </w:t>
+      </w:r>
+      <w:r>
+        <w:t>a foglalási statisztikák, bevételek és naptáradatok is megsemmisülnének, ami lehetetlenné tenné az utólagos elszámolást és éves statisztikák készítését</w:t>
       </w:r>
       <w:r>
         <w:t xml:space="preserve">. </w:t>
       </w:r>
       <w:r>
-        <w:t>Eze</w:t>
-      </w:r>
-      <w:r>
-        <w:t>k eléréséhez különböző útvonalak</w:t>
-      </w:r>
-      <w:r>
-        <w:t xml:space="preserve"> hozhatók létre, </w:t>
-      </w:r>
-      <w:r>
-        <w:t>amelyek alapján az egyes publikus és adminisztrációs oldalak</w:t>
-      </w:r>
-      <w:r>
-        <w:t xml:space="preserve"> megtalálhatók. A</w:t>
-      </w:r>
-      <w:r>
-        <w:t xml:space="preserve"> publikus oldalak (</w:t>
-      </w:r>
-      <w:r>
-        <w:t>„F</w:t>
-      </w:r>
-      <w:r>
-        <w:t>őoldal</w:t>
-      </w:r>
-      <w:r>
-        <w:t>”</w:t>
-      </w:r>
-      <w:r>
-        <w:t xml:space="preserve">, </w:t>
-      </w:r>
-      <w:r>
-        <w:t>„S</w:t>
-      </w:r>
-      <w:r>
-        <w:t>zállásunk</w:t>
-      </w:r>
-      <w:r>
-        <w:t>”</w:t>
-      </w:r>
-      <w:r>
-        <w:t>) egyszerű</w:t>
-      </w:r>
-      <w:r>
-        <w:t xml:space="preserve">, bárki </w:t>
-      </w:r>
-      <w:r>
-        <w:t>által kiadható</w:t>
-      </w:r>
-      <w:r>
-        <w:t xml:space="preserve"> GET kérésekkel (HTTP GET requests) működnek</w:t>
-      </w:r>
-      <w:r>
-        <w:t>, míg a</w:t>
-      </w:r>
-      <w:r>
-        <w:t xml:space="preserve">z admin oldalakhoz </w:t>
-      </w:r>
-      <w:r>
-        <w:t>ideális esetben csak a tulajdonos férhet hozzá.</w:t>
+        <w:t xml:space="preserve">A problémát felismerve az </w:t>
+      </w:r>
+      <w:r>
+        <w:lastRenderedPageBreak/>
+        <w:t>architektúra felülvizsgálatra került, és a végleges megoldást a puha törlés (SoftDelete) bevezetése jelentette</w:t>
+      </w:r>
+      <w:r>
+        <w:t xml:space="preserve">. A </w:t>
+      </w:r>
+      <w:r>
+        <w:t>Laravel keretrendszer SoftDeletes tulajdonságát (</w:t>
+      </w:r>
+      <w:r>
+        <w:t>t</w:t>
+      </w:r>
+      <w:r>
+        <w:t>rait) alkalmazva</w:t>
+      </w:r>
+      <w:r>
+        <w:t xml:space="preserve"> a rekord nem törlődik véglegesen, csak kap egy „deleted_at” időbélyeget (timestamp). Ezzel nem sérül az adatintegritás, de egyúttal a </w:t>
+      </w:r>
+      <w:r>
+        <w:t>Globális Hatókörök (Global Scopes) automatikus szűrése révén</w:t>
+      </w:r>
+      <w:r>
+        <w:t xml:space="preserve"> az adminisztrációs felületen nem fog</w:t>
+      </w:r>
+      <w:r>
+        <w:t>nak megjelenni a vendég adatai (GDPR)</w:t>
+      </w:r>
+      <w:r>
+        <w:t xml:space="preserve">, de a foglalás rekordja továbbra is </w:t>
+      </w:r>
+      <w:r>
+        <w:t>be tudja tölteni a pénzügyi szerepét az összesítésekben</w:t>
+      </w:r>
+      <w:r>
+        <w:t xml:space="preserve">. </w:t>
+      </w:r>
+      <w:r>
+        <w:t xml:space="preserve">Ráadásul a véletlenül törölt adatok </w:t>
+      </w:r>
+      <w:r>
+        <w:t>a restore() metódussal bármikor helyreállíthatóak, növelve a rendszer hibatűrését</w:t>
+      </w:r>
+      <w:r>
+        <w:t xml:space="preserve">. </w:t>
       </w:r>
       <w:r>
         <w:t xml:space="preserve"> </w:t>
       </w:r>
-      <w:r>
-        <w:t xml:space="preserve">A </w:t>
-      </w:r>
-      <w:r>
-        <w:t>Köztesrétegek (Middleware)</w:t>
-      </w:r>
-      <w:r>
-        <w:t xml:space="preserve"> kényelmes eszközt nyújtanak az alkalmazásba beérkező HTTP-kérelmek ellenőrzéséhez és szűréséhez.</w:t>
-      </w:r>
-      <w:r>
-        <w:t xml:space="preserve"> </w:t>
-      </w:r>
-      <w:r>
-        <w:t xml:space="preserve">Az általam használt, Laravelbe beépített „auth” (Authentication) </w:t>
-      </w:r>
-      <w:r>
-        <w:t>M</w:t>
-      </w:r>
-      <w:r>
-        <w:t xml:space="preserve">iddleware azt hivatott </w:t>
-      </w:r>
-      <w:r>
-        <w:lastRenderedPageBreak/>
-        <w:t>ellenőr</w:t>
-      </w:r>
-      <w:r>
-        <w:t>i</w:t>
-      </w:r>
-      <w:r>
-        <w:t>z</w:t>
-      </w:r>
-      <w:r>
-        <w:t>n</w:t>
-      </w:r>
-      <w:r>
-        <w:t>i, hogy az alkalmazás felhasználója hitelesítve van-e. Amennyiben ez nem teljesül</w:t>
-      </w:r>
-      <w:r>
-        <w:t>,</w:t>
-      </w:r>
-      <w:r>
-        <w:t xml:space="preserve"> </w:t>
-      </w:r>
-      <w:r>
-        <w:t>elfogja a kérést (request interception)</w:t>
-      </w:r>
-      <w:r>
-        <w:t xml:space="preserve"> és </w:t>
-      </w:r>
-      <w:r>
-        <w:t>a rendszer átirányítja (redirect) a látogatót a bejelentkező felületre, így a védett végpontokhoz tartozó HTTP-kérések kizárólag hitelesített felhasználó esetén hajtódnak végre</w:t>
-      </w:r>
-      <w:r>
-        <w:t>.</w:t>
-      </w:r>
-      <w:r>
-        <w:t xml:space="preserve"> </w:t>
-      </w:r>
-      <w:r>
-        <w:t>Ennek hatékony használatára</w:t>
-      </w:r>
-      <w:r>
-        <w:t xml:space="preserve"> </w:t>
-      </w:r>
-      <w:r>
-        <w:t xml:space="preserve">létrehoztam </w:t>
-      </w:r>
-      <w:r>
-        <w:t xml:space="preserve">egy </w:t>
-      </w:r>
-      <w:r>
-        <w:t>Middleware csoport</w:t>
-      </w:r>
-      <w:r>
-        <w:t>ot</w:t>
-      </w:r>
-      <w:r>
-        <w:t xml:space="preserve"> (Route Group)</w:t>
-      </w:r>
-      <w:r>
-        <w:t xml:space="preserve">, </w:t>
-      </w:r>
-      <w:r>
-        <w:t>majd az a</w:t>
-      </w:r>
-      <w:r>
-        <w:t>dminisztrációs felülethez tartozó összes végpontot</w:t>
-      </w:r>
-      <w:r>
-        <w:t xml:space="preserve"> </w:t>
-      </w:r>
-      <w:r>
-        <w:t xml:space="preserve">ebben </w:t>
-      </w:r>
-      <w:r>
-        <w:t xml:space="preserve">központosítottam. </w:t>
-      </w:r>
-      <w:r>
-        <w:t>Ezzel</w:t>
-      </w:r>
-      <w:r>
-        <w:t xml:space="preserve"> </w:t>
-      </w:r>
-      <w:r>
-        <w:t>a "Biztonság alapértelmezésként" (Secure by Default) elvet követve</w:t>
-      </w:r>
-      <w:r>
-        <w:t xml:space="preserve"> ahelyett, hogy a Controller minden egyes metódusában külön </w:t>
-      </w:r>
-      <w:r>
-        <w:t>ellenőriznénk a munkamenet (Session) érvényességét</w:t>
-      </w:r>
-      <w:r>
-        <w:t xml:space="preserve">, a Middleware még az üzleti logika </w:t>
-      </w:r>
-      <w:r>
-        <w:t>elérése előtt elfogja a kérést.</w:t>
-      </w:r>
-      <w:r>
-        <w:t xml:space="preserve"> Ez a későbbiekben segít kiküszöbölni a</w:t>
-      </w:r>
-      <w:r>
-        <w:t xml:space="preserve"> fejlesztői mulasztásból adódó biztonsági réseket.</w:t>
-      </w:r>
-    </w:p>
-    <w:p>
-      <w:pPr>
-        <w:pStyle w:val="Cmsor2"/>
-      </w:pPr>
-      <w:r>
-        <w:t>Adatbázis-tervezés és Adatkezelés</w:t>
-      </w:r>
-    </w:p>
-    <w:p>
-      <w:pPr>
-        <w:pStyle w:val="Cmsor3"/>
-      </w:pPr>
-      <w:r>
-        <w:t>Relációs adatmodell és ER-diagram</w:t>
-      </w:r>
     </w:p>
     <w:p>
       <w:r>
@@ -6632,8 +9427,8 @@
       <w:pPr>
         <w:pStyle w:val="Cmsor1"/>
       </w:pPr>
-      <w:bookmarkStart w:id="20" w:name="_Toc87521356"/>
-      <w:commentRangeStart w:id="21"/>
+      <w:bookmarkStart w:id="43" w:name="_Toc226659197"/>
+      <w:commentRangeStart w:id="44"/>
       <w:r>
         <w:lastRenderedPageBreak/>
         <w:t>Összefoglalás és tovább</w:t>
@@ -6641,15 +9436,15 @@
       <w:r>
         <w:t>i fejlesztési lehetőségek</w:t>
       </w:r>
-      <w:bookmarkEnd w:id="20"/>
-      <w:commentRangeEnd w:id="21"/>
+      <w:bookmarkEnd w:id="43"/>
+      <w:commentRangeEnd w:id="44"/>
       <w:r>
         <w:rPr>
           <w:rStyle w:val="Jegyzethivatkozs"/>
           <w:sz w:val="32"/>
           <w:szCs w:val="32"/>
         </w:rPr>
-        <w:commentReference w:id="21"/>
+        <w:commentReference w:id="44"/>
       </w:r>
     </w:p>
     <w:p/>
@@ -6662,12 +9457,12 @@
       <w:pPr>
         <w:pStyle w:val="Cmsor1"/>
       </w:pPr>
-      <w:bookmarkStart w:id="22" w:name="_Toc87521357"/>
+      <w:bookmarkStart w:id="45" w:name="_Toc226659198"/>
       <w:r>
         <w:lastRenderedPageBreak/>
         <w:t>Irodalomjegyzék</w:t>
       </w:r>
-      <w:bookmarkEnd w:id="22"/>
+      <w:bookmarkEnd w:id="45"/>
     </w:p>
     <w:p>
       <w:pPr>
@@ -6692,21 +9487,21 @@
       <w:pPr>
         <w:pStyle w:val="Cmsor1"/>
       </w:pPr>
-      <w:bookmarkStart w:id="23" w:name="_Toc87521358"/>
-      <w:commentRangeStart w:id="24"/>
+      <w:bookmarkStart w:id="46" w:name="_Toc226659199"/>
+      <w:commentRangeStart w:id="47"/>
       <w:r>
         <w:lastRenderedPageBreak/>
         <w:t>Melléklet</w:t>
       </w:r>
-      <w:bookmarkEnd w:id="23"/>
-      <w:commentRangeEnd w:id="24"/>
+      <w:bookmarkEnd w:id="46"/>
+      <w:commentRangeEnd w:id="47"/>
       <w:r>
         <w:rPr>
           <w:rStyle w:val="Jegyzethivatkozs"/>
           <w:sz w:val="32"/>
           <w:szCs w:val="32"/>
         </w:rPr>
-        <w:commentReference w:id="24"/>
+        <w:commentReference w:id="47"/>
       </w:r>
     </w:p>
     <w:p>
@@ -6717,7 +9512,7 @@
       </w:pPr>
     </w:p>
     <w:sectPr>
-      <w:footerReference w:type="default" r:id="rId33"/>
+      <w:footerReference w:type="default" r:id="rId34"/>
       <w:pgSz w:w="11906" w:h="16838"/>
       <w:pgMar w:top="1418" w:right="1418" w:bottom="1418" w:left="1418" w:header="709" w:footer="709" w:gutter="0"/>
       <w:pgNumType w:start="1"/>
@@ -6780,7 +9575,7 @@
       </w:r>
     </w:p>
   </w:comment>
-  <w:comment w:id="21" w:author="Németh Gábor Árpád Dr." w:date="2021-11-17T13:25:00Z" w:initials="NGÁD">
+  <w:comment w:id="44" w:author="Németh Gábor Árpád Dr." w:date="2021-11-17T13:25:00Z" w:initials="NGÁD">
     <w:p>
       <w:pPr>
         <w:pStyle w:val="Jegyzetszveg"/>
@@ -6811,7 +9606,7 @@
       </w:r>
     </w:p>
   </w:comment>
-  <w:comment w:id="24" w:author="Gludovátz Attila" w:date="2021-11-11T11:08:00Z" w:initials="GA">
+  <w:comment w:id="47" w:author="Gludovátz Attila" w:date="2021-11-11T11:08:00Z" w:initials="GA">
     <w:p>
       <w:pPr>
         <w:pStyle w:val="Jegyzetszveg"/>

--- a/szakdolgozat/Szakdolgozat_Sablon.docx
+++ b/szakdolgozat/Szakdolgozat_Sablon.docx
@@ -399,7 +399,7 @@
           <w:r>
             <w:fldChar w:fldCharType="separate"/>
           </w:r>
-          <w:hyperlink w:anchor="_Toc226659172" w:history="1">
+          <w:hyperlink w:anchor="_Toc226667796" w:history="1">
             <w:r>
               <w:rPr>
                 <w:rStyle w:val="Hiperhivatkozs"/>
@@ -444,7 +444,7 @@
                 <w:noProof/>
                 <w:webHidden/>
               </w:rPr>
-              <w:instrText xml:space="preserve"> PAGEREF _Toc226659172 \h </w:instrText>
+              <w:instrText xml:space="preserve"> PAGEREF _Toc226667796 \h </w:instrText>
             </w:r>
             <w:r>
               <w:rPr>
@@ -491,7 +491,7 @@
               <w14:ligatures w14:val="standardContextual"/>
             </w:rPr>
           </w:pPr>
-          <w:hyperlink w:anchor="_Toc226659173" w:history="1">
+          <w:hyperlink w:anchor="_Toc226667797" w:history="1">
             <w:r>
               <w:rPr>
                 <w:rStyle w:val="Hiperhivatkozs"/>
@@ -536,7 +536,7 @@
                 <w:noProof/>
                 <w:webHidden/>
               </w:rPr>
-              <w:instrText xml:space="preserve"> PAGEREF _Toc226659173 \h </w:instrText>
+              <w:instrText xml:space="preserve"> PAGEREF _Toc226667797 \h </w:instrText>
             </w:r>
             <w:r>
               <w:rPr>
@@ -583,7 +583,7 @@
               <w14:ligatures w14:val="standardContextual"/>
             </w:rPr>
           </w:pPr>
-          <w:hyperlink w:anchor="_Toc226659174" w:history="1">
+          <w:hyperlink w:anchor="_Toc226667798" w:history="1">
             <w:r>
               <w:rPr>
                 <w:rStyle w:val="Hiperhivatkozs"/>
@@ -628,7 +628,7 @@
                 <w:noProof/>
                 <w:webHidden/>
               </w:rPr>
-              <w:instrText xml:space="preserve"> PAGEREF _Toc226659174 \h </w:instrText>
+              <w:instrText xml:space="preserve"> PAGEREF _Toc226667798 \h </w:instrText>
             </w:r>
             <w:r>
               <w:rPr>
@@ -675,7 +675,7 @@
               <w14:ligatures w14:val="standardContextual"/>
             </w:rPr>
           </w:pPr>
-          <w:hyperlink w:anchor="_Toc226659175" w:history="1">
+          <w:hyperlink w:anchor="_Toc226667799" w:history="1">
             <w:r>
               <w:rPr>
                 <w:rStyle w:val="Hiperhivatkozs"/>
@@ -720,7 +720,7 @@
                 <w:noProof/>
                 <w:webHidden/>
               </w:rPr>
-              <w:instrText xml:space="preserve"> PAGEREF _Toc226659175 \h </w:instrText>
+              <w:instrText xml:space="preserve"> PAGEREF _Toc226667799 \h </w:instrText>
             </w:r>
             <w:r>
               <w:rPr>
@@ -767,7 +767,7 @@
               <w14:ligatures w14:val="standardContextual"/>
             </w:rPr>
           </w:pPr>
-          <w:hyperlink w:anchor="_Toc226659176" w:history="1">
+          <w:hyperlink w:anchor="_Toc226667800" w:history="1">
             <w:r>
               <w:rPr>
                 <w:rStyle w:val="Hiperhivatkozs"/>
@@ -812,7 +812,7 @@
                 <w:noProof/>
                 <w:webHidden/>
               </w:rPr>
-              <w:instrText xml:space="preserve"> PAGEREF _Toc226659176 \h </w:instrText>
+              <w:instrText xml:space="preserve"> PAGEREF _Toc226667800 \h </w:instrText>
             </w:r>
             <w:r>
               <w:rPr>
@@ -859,7 +859,7 @@
               <w14:ligatures w14:val="standardContextual"/>
             </w:rPr>
           </w:pPr>
-          <w:hyperlink w:anchor="_Toc226659177" w:history="1">
+          <w:hyperlink w:anchor="_Toc226667801" w:history="1">
             <w:r>
               <w:rPr>
                 <w:rStyle w:val="Hiperhivatkozs"/>
@@ -904,7 +904,7 @@
                 <w:noProof/>
                 <w:webHidden/>
               </w:rPr>
-              <w:instrText xml:space="preserve"> PAGEREF _Toc226659177 \h </w:instrText>
+              <w:instrText xml:space="preserve"> PAGEREF _Toc226667801 \h </w:instrText>
             </w:r>
             <w:r>
               <w:rPr>
@@ -951,7 +951,7 @@
               <w14:ligatures w14:val="standardContextual"/>
             </w:rPr>
           </w:pPr>
-          <w:hyperlink w:anchor="_Toc226659178" w:history="1">
+          <w:hyperlink w:anchor="_Toc226667802" w:history="1">
             <w:r>
               <w:rPr>
                 <w:rStyle w:val="Hiperhivatkozs"/>
@@ -996,7 +996,7 @@
                 <w:noProof/>
                 <w:webHidden/>
               </w:rPr>
-              <w:instrText xml:space="preserve"> PAGEREF _Toc226659178 \h </w:instrText>
+              <w:instrText xml:space="preserve"> PAGEREF _Toc226667802 \h </w:instrText>
             </w:r>
             <w:r>
               <w:rPr>
@@ -1043,7 +1043,7 @@
               <w14:ligatures w14:val="standardContextual"/>
             </w:rPr>
           </w:pPr>
-          <w:hyperlink w:anchor="_Toc226659179" w:history="1">
+          <w:hyperlink w:anchor="_Toc226667803" w:history="1">
             <w:r>
               <w:rPr>
                 <w:rStyle w:val="Hiperhivatkozs"/>
@@ -1088,7 +1088,7 @@
                 <w:noProof/>
                 <w:webHidden/>
               </w:rPr>
-              <w:instrText xml:space="preserve"> PAGEREF _Toc226659179 \h </w:instrText>
+              <w:instrText xml:space="preserve"> PAGEREF _Toc226667803 \h </w:instrText>
             </w:r>
             <w:r>
               <w:rPr>
@@ -1135,7 +1135,7 @@
               <w14:ligatures w14:val="standardContextual"/>
             </w:rPr>
           </w:pPr>
-          <w:hyperlink w:anchor="_Toc226659180" w:history="1">
+          <w:hyperlink w:anchor="_Toc226667804" w:history="1">
             <w:r>
               <w:rPr>
                 <w:rStyle w:val="Hiperhivatkozs"/>
@@ -1180,7 +1180,7 @@
                 <w:noProof/>
                 <w:webHidden/>
               </w:rPr>
-              <w:instrText xml:space="preserve"> PAGEREF _Toc226659180 \h </w:instrText>
+              <w:instrText xml:space="preserve"> PAGEREF _Toc226667804 \h </w:instrText>
             </w:r>
             <w:r>
               <w:rPr>
@@ -1227,7 +1227,7 @@
               <w14:ligatures w14:val="standardContextual"/>
             </w:rPr>
           </w:pPr>
-          <w:hyperlink w:anchor="_Toc226659181" w:history="1">
+          <w:hyperlink w:anchor="_Toc226667805" w:history="1">
             <w:r>
               <w:rPr>
                 <w:rStyle w:val="Hiperhivatkozs"/>
@@ -1272,7 +1272,7 @@
                 <w:noProof/>
                 <w:webHidden/>
               </w:rPr>
-              <w:instrText xml:space="preserve"> PAGEREF _Toc226659181 \h </w:instrText>
+              <w:instrText xml:space="preserve"> PAGEREF _Toc226667805 \h </w:instrText>
             </w:r>
             <w:r>
               <w:rPr>
@@ -1319,7 +1319,7 @@
               <w14:ligatures w14:val="standardContextual"/>
             </w:rPr>
           </w:pPr>
-          <w:hyperlink w:anchor="_Toc226659182" w:history="1">
+          <w:hyperlink w:anchor="_Toc226667806" w:history="1">
             <w:r>
               <w:rPr>
                 <w:rStyle w:val="Hiperhivatkozs"/>
@@ -1364,7 +1364,7 @@
                 <w:noProof/>
                 <w:webHidden/>
               </w:rPr>
-              <w:instrText xml:space="preserve"> PAGEREF _Toc226659182 \h </w:instrText>
+              <w:instrText xml:space="preserve"> PAGEREF _Toc226667806 \h </w:instrText>
             </w:r>
             <w:r>
               <w:rPr>
@@ -1411,7 +1411,7 @@
               <w14:ligatures w14:val="standardContextual"/>
             </w:rPr>
           </w:pPr>
-          <w:hyperlink w:anchor="_Toc226659183" w:history="1">
+          <w:hyperlink w:anchor="_Toc226667807" w:history="1">
             <w:r>
               <w:rPr>
                 <w:rStyle w:val="Hiperhivatkozs"/>
@@ -1456,7 +1456,7 @@
                 <w:noProof/>
                 <w:webHidden/>
               </w:rPr>
-              <w:instrText xml:space="preserve"> PAGEREF _Toc226659183 \h </w:instrText>
+              <w:instrText xml:space="preserve"> PAGEREF _Toc226667807 \h </w:instrText>
             </w:r>
             <w:r>
               <w:rPr>
@@ -1503,7 +1503,7 @@
               <w14:ligatures w14:val="standardContextual"/>
             </w:rPr>
           </w:pPr>
-          <w:hyperlink w:anchor="_Toc226659184" w:history="1">
+          <w:hyperlink w:anchor="_Toc226667808" w:history="1">
             <w:r>
               <w:rPr>
                 <w:rStyle w:val="Hiperhivatkozs"/>
@@ -1548,7 +1548,7 @@
                 <w:noProof/>
                 <w:webHidden/>
               </w:rPr>
-              <w:instrText xml:space="preserve"> PAGEREF _Toc226659184 \h </w:instrText>
+              <w:instrText xml:space="preserve"> PAGEREF _Toc226667808 \h </w:instrText>
             </w:r>
             <w:r>
               <w:rPr>
@@ -1595,7 +1595,7 @@
               <w14:ligatures w14:val="standardContextual"/>
             </w:rPr>
           </w:pPr>
-          <w:hyperlink w:anchor="_Toc226659185" w:history="1">
+          <w:hyperlink w:anchor="_Toc226667809" w:history="1">
             <w:r>
               <w:rPr>
                 <w:rStyle w:val="Hiperhivatkozs"/>
@@ -1640,7 +1640,7 @@
                 <w:noProof/>
                 <w:webHidden/>
               </w:rPr>
-              <w:instrText xml:space="preserve"> PAGEREF _Toc226659185 \h </w:instrText>
+              <w:instrText xml:space="preserve"> PAGEREF _Toc226667809 \h </w:instrText>
             </w:r>
             <w:r>
               <w:rPr>
@@ -1687,7 +1687,7 @@
               <w14:ligatures w14:val="standardContextual"/>
             </w:rPr>
           </w:pPr>
-          <w:hyperlink w:anchor="_Toc226659186" w:history="1">
+          <w:hyperlink w:anchor="_Toc226667810" w:history="1">
             <w:r>
               <w:rPr>
                 <w:rStyle w:val="Hiperhivatkozs"/>
@@ -1732,7 +1732,7 @@
                 <w:noProof/>
                 <w:webHidden/>
               </w:rPr>
-              <w:instrText xml:space="preserve"> PAGEREF _Toc226659186 \h </w:instrText>
+              <w:instrText xml:space="preserve"> PAGEREF _Toc226667810 \h </w:instrText>
             </w:r>
             <w:r>
               <w:rPr>
@@ -1779,7 +1779,7 @@
               <w14:ligatures w14:val="standardContextual"/>
             </w:rPr>
           </w:pPr>
-          <w:hyperlink w:anchor="_Toc226659187" w:history="1">
+          <w:hyperlink w:anchor="_Toc226667811" w:history="1">
             <w:r>
               <w:rPr>
                 <w:rStyle w:val="Hiperhivatkozs"/>
@@ -1824,7 +1824,7 @@
                 <w:noProof/>
                 <w:webHidden/>
               </w:rPr>
-              <w:instrText xml:space="preserve"> PAGEREF _Toc226659187 \h </w:instrText>
+              <w:instrText xml:space="preserve"> PAGEREF _Toc226667811 \h </w:instrText>
             </w:r>
             <w:r>
               <w:rPr>
@@ -1871,7 +1871,7 @@
               <w14:ligatures w14:val="standardContextual"/>
             </w:rPr>
           </w:pPr>
-          <w:hyperlink w:anchor="_Toc226659188" w:history="1">
+          <w:hyperlink w:anchor="_Toc226667812" w:history="1">
             <w:r>
               <w:rPr>
                 <w:rStyle w:val="Hiperhivatkozs"/>
@@ -1916,7 +1916,7 @@
                 <w:noProof/>
                 <w:webHidden/>
               </w:rPr>
-              <w:instrText xml:space="preserve"> PAGEREF _Toc226659188 \h </w:instrText>
+              <w:instrText xml:space="preserve"> PAGEREF _Toc226667812 \h </w:instrText>
             </w:r>
             <w:r>
               <w:rPr>
@@ -1963,7 +1963,7 @@
               <w14:ligatures w14:val="standardContextual"/>
             </w:rPr>
           </w:pPr>
-          <w:hyperlink w:anchor="_Toc226659189" w:history="1">
+          <w:hyperlink w:anchor="_Toc226667813" w:history="1">
             <w:r>
               <w:rPr>
                 <w:rStyle w:val="Hiperhivatkozs"/>
@@ -2008,7 +2008,7 @@
                 <w:noProof/>
                 <w:webHidden/>
               </w:rPr>
-              <w:instrText xml:space="preserve"> PAGEREF _Toc226659189 \h </w:instrText>
+              <w:instrText xml:space="preserve"> PAGEREF _Toc226667813 \h </w:instrText>
             </w:r>
             <w:r>
               <w:rPr>
@@ -2055,7 +2055,7 @@
               <w14:ligatures w14:val="standardContextual"/>
             </w:rPr>
           </w:pPr>
-          <w:hyperlink w:anchor="_Toc226659190" w:history="1">
+          <w:hyperlink w:anchor="_Toc226667814" w:history="1">
             <w:r>
               <w:rPr>
                 <w:rStyle w:val="Hiperhivatkozs"/>
@@ -2100,7 +2100,7 @@
                 <w:noProof/>
                 <w:webHidden/>
               </w:rPr>
-              <w:instrText xml:space="preserve"> PAGEREF _Toc226659190 \h </w:instrText>
+              <w:instrText xml:space="preserve"> PAGEREF _Toc226667814 \h </w:instrText>
             </w:r>
             <w:r>
               <w:rPr>
@@ -2147,7 +2147,7 @@
               <w14:ligatures w14:val="standardContextual"/>
             </w:rPr>
           </w:pPr>
-          <w:hyperlink w:anchor="_Toc226659191" w:history="1">
+          <w:hyperlink w:anchor="_Toc226667815" w:history="1">
             <w:r>
               <w:rPr>
                 <w:rStyle w:val="Hiperhivatkozs"/>
@@ -2192,7 +2192,7 @@
                 <w:noProof/>
                 <w:webHidden/>
               </w:rPr>
-              <w:instrText xml:space="preserve"> PAGEREF _Toc226659191 \h </w:instrText>
+              <w:instrText xml:space="preserve"> PAGEREF _Toc226667815 \h </w:instrText>
             </w:r>
             <w:r>
               <w:rPr>
@@ -2239,7 +2239,7 @@
               <w14:ligatures w14:val="standardContextual"/>
             </w:rPr>
           </w:pPr>
-          <w:hyperlink w:anchor="_Toc226659192" w:history="1">
+          <w:hyperlink w:anchor="_Toc226667816" w:history="1">
             <w:r>
               <w:rPr>
                 <w:rStyle w:val="Hiperhivatkozs"/>
@@ -2284,7 +2284,7 @@
                 <w:noProof/>
                 <w:webHidden/>
               </w:rPr>
-              <w:instrText xml:space="preserve"> PAGEREF _Toc226659192 \h </w:instrText>
+              <w:instrText xml:space="preserve"> PAGEREF _Toc226667816 \h </w:instrText>
             </w:r>
             <w:r>
               <w:rPr>
@@ -2331,7 +2331,7 @@
               <w14:ligatures w14:val="standardContextual"/>
             </w:rPr>
           </w:pPr>
-          <w:hyperlink w:anchor="_Toc226659193" w:history="1">
+          <w:hyperlink w:anchor="_Toc226667817" w:history="1">
             <w:r>
               <w:rPr>
                 <w:rStyle w:val="Hiperhivatkozs"/>
@@ -2376,7 +2376,7 @@
                 <w:noProof/>
                 <w:webHidden/>
               </w:rPr>
-              <w:instrText xml:space="preserve"> PAGEREF _Toc226659193 \h </w:instrText>
+              <w:instrText xml:space="preserve"> PAGEREF _Toc226667817 \h </w:instrText>
             </w:r>
             <w:r>
               <w:rPr>
@@ -2423,7 +2423,7 @@
               <w14:ligatures w14:val="standardContextual"/>
             </w:rPr>
           </w:pPr>
-          <w:hyperlink w:anchor="_Toc226659194" w:history="1">
+          <w:hyperlink w:anchor="_Toc226667818" w:history="1">
             <w:r>
               <w:rPr>
                 <w:rStyle w:val="Hiperhivatkozs"/>
@@ -2468,7 +2468,7 @@
                 <w:noProof/>
                 <w:webHidden/>
               </w:rPr>
-              <w:instrText xml:space="preserve"> PAGEREF _Toc226659194 \h </w:instrText>
+              <w:instrText xml:space="preserve"> PAGEREF _Toc226667818 \h </w:instrText>
             </w:r>
             <w:r>
               <w:rPr>
@@ -2515,7 +2515,7 @@
               <w14:ligatures w14:val="standardContextual"/>
             </w:rPr>
           </w:pPr>
-          <w:hyperlink w:anchor="_Toc226659195" w:history="1">
+          <w:hyperlink w:anchor="_Toc226667819" w:history="1">
             <w:r>
               <w:rPr>
                 <w:rStyle w:val="Hiperhivatkozs"/>
@@ -2560,7 +2560,7 @@
                 <w:noProof/>
                 <w:webHidden/>
               </w:rPr>
-              <w:instrText xml:space="preserve"> PAGEREF _Toc226659195 \h </w:instrText>
+              <w:instrText xml:space="preserve"> PAGEREF _Toc226667819 \h </w:instrText>
             </w:r>
             <w:r>
               <w:rPr>
@@ -2607,7 +2607,7 @@
               <w14:ligatures w14:val="standardContextual"/>
             </w:rPr>
           </w:pPr>
-          <w:hyperlink w:anchor="_Toc226659196" w:history="1">
+          <w:hyperlink w:anchor="_Toc226667820" w:history="1">
             <w:r>
               <w:rPr>
                 <w:rStyle w:val="Hiperhivatkozs"/>
@@ -2652,7 +2652,7 @@
                 <w:noProof/>
                 <w:webHidden/>
               </w:rPr>
-              <w:instrText xml:space="preserve"> PAGEREF _Toc226659196 \h </w:instrText>
+              <w:instrText xml:space="preserve"> PAGEREF _Toc226667820 \h </w:instrText>
             </w:r>
             <w:r>
               <w:rPr>
@@ -2673,6 +2673,190 @@
                 <w:webHidden/>
               </w:rPr>
               <w:t>20</w:t>
+            </w:r>
+            <w:r>
+              <w:rPr>
+                <w:noProof/>
+                <w:webHidden/>
+              </w:rPr>
+              <w:fldChar w:fldCharType="end"/>
+            </w:r>
+          </w:hyperlink>
+        </w:p>
+        <w:p>
+          <w:pPr>
+            <w:pStyle w:val="TJ3"/>
+            <w:tabs>
+              <w:tab w:val="left" w:pos="1440"/>
+              <w:tab w:val="right" w:leader="dot" w:pos="9062"/>
+            </w:tabs>
+            <w:rPr>
+              <w:rFonts w:eastAsiaTheme="minorEastAsia"/>
+              <w:noProof/>
+              <w:kern w:val="2"/>
+              <w:szCs w:val="24"/>
+              <w:lang w:eastAsia="hu-HU"/>
+              <w14:ligatures w14:val="standardContextual"/>
+            </w:rPr>
+          </w:pPr>
+          <w:hyperlink w:anchor="_Toc226667821" w:history="1">
+            <w:r>
+              <w:rPr>
+                <w:rStyle w:val="Hiperhivatkozs"/>
+                <w:noProof/>
+              </w:rPr>
+              <w:t>3.3.2.</w:t>
+            </w:r>
+            <w:r>
+              <w:rPr>
+                <w:rFonts w:eastAsiaTheme="minorEastAsia"/>
+                <w:noProof/>
+                <w:kern w:val="2"/>
+                <w:szCs w:val="24"/>
+                <w:lang w:eastAsia="hu-HU"/>
+                <w14:ligatures w14:val="standardContextual"/>
+              </w:rPr>
+              <w:tab/>
+            </w:r>
+            <w:r>
+              <w:rPr>
+                <w:rStyle w:val="Hiperhivatkozs"/>
+                <w:noProof/>
+              </w:rPr>
+              <w:t>Adatbázis-migrációk és az Eloquent ORM a gyakorlatban</w:t>
+            </w:r>
+            <w:r>
+              <w:rPr>
+                <w:noProof/>
+                <w:webHidden/>
+              </w:rPr>
+              <w:tab/>
+            </w:r>
+            <w:r>
+              <w:rPr>
+                <w:noProof/>
+                <w:webHidden/>
+              </w:rPr>
+              <w:fldChar w:fldCharType="begin"/>
+            </w:r>
+            <w:r>
+              <w:rPr>
+                <w:noProof/>
+                <w:webHidden/>
+              </w:rPr>
+              <w:instrText xml:space="preserve"> PAGEREF _Toc226667821 \h </w:instrText>
+            </w:r>
+            <w:r>
+              <w:rPr>
+                <w:noProof/>
+                <w:webHidden/>
+              </w:rPr>
+            </w:r>
+            <w:r>
+              <w:rPr>
+                <w:noProof/>
+                <w:webHidden/>
+              </w:rPr>
+              <w:fldChar w:fldCharType="separate"/>
+            </w:r>
+            <w:r>
+              <w:rPr>
+                <w:noProof/>
+                <w:webHidden/>
+              </w:rPr>
+              <w:t>21</w:t>
+            </w:r>
+            <w:r>
+              <w:rPr>
+                <w:noProof/>
+                <w:webHidden/>
+              </w:rPr>
+              <w:fldChar w:fldCharType="end"/>
+            </w:r>
+          </w:hyperlink>
+        </w:p>
+        <w:p>
+          <w:pPr>
+            <w:pStyle w:val="TJ3"/>
+            <w:tabs>
+              <w:tab w:val="left" w:pos="1440"/>
+              <w:tab w:val="right" w:leader="dot" w:pos="9062"/>
+            </w:tabs>
+            <w:rPr>
+              <w:rFonts w:eastAsiaTheme="minorEastAsia"/>
+              <w:noProof/>
+              <w:kern w:val="2"/>
+              <w:szCs w:val="24"/>
+              <w:lang w:eastAsia="hu-HU"/>
+              <w14:ligatures w14:val="standardContextual"/>
+            </w:rPr>
+          </w:pPr>
+          <w:hyperlink w:anchor="_Toc226667822" w:history="1">
+            <w:r>
+              <w:rPr>
+                <w:rStyle w:val="Hiperhivatkozs"/>
+                <w:noProof/>
+              </w:rPr>
+              <w:t>3.3.3.</w:t>
+            </w:r>
+            <w:r>
+              <w:rPr>
+                <w:rFonts w:eastAsiaTheme="minorEastAsia"/>
+                <w:noProof/>
+                <w:kern w:val="2"/>
+                <w:szCs w:val="24"/>
+                <w:lang w:eastAsia="hu-HU"/>
+                <w14:ligatures w14:val="standardContextual"/>
+              </w:rPr>
+              <w:tab/>
+            </w:r>
+            <w:r>
+              <w:rPr>
+                <w:rStyle w:val="Hiperhivatkozs"/>
+                <w:noProof/>
+              </w:rPr>
+              <w:t>Adatintegritás, GDPR és a törlési stratégiák</w:t>
+            </w:r>
+            <w:r>
+              <w:rPr>
+                <w:noProof/>
+                <w:webHidden/>
+              </w:rPr>
+              <w:tab/>
+            </w:r>
+            <w:r>
+              <w:rPr>
+                <w:noProof/>
+                <w:webHidden/>
+              </w:rPr>
+              <w:fldChar w:fldCharType="begin"/>
+            </w:r>
+            <w:r>
+              <w:rPr>
+                <w:noProof/>
+                <w:webHidden/>
+              </w:rPr>
+              <w:instrText xml:space="preserve"> PAGEREF _Toc226667822 \h </w:instrText>
+            </w:r>
+            <w:r>
+              <w:rPr>
+                <w:noProof/>
+                <w:webHidden/>
+              </w:rPr>
+            </w:r>
+            <w:r>
+              <w:rPr>
+                <w:noProof/>
+                <w:webHidden/>
+              </w:rPr>
+              <w:fldChar w:fldCharType="separate"/>
+            </w:r>
+            <w:r>
+              <w:rPr>
+                <w:noProof/>
+                <w:webHidden/>
+              </w:rPr>
+              <w:t>22</w:t>
             </w:r>
             <w:r>
               <w:rPr>
@@ -2699,7 +2883,7 @@
               <w14:ligatures w14:val="standardContextual"/>
             </w:rPr>
           </w:pPr>
-          <w:hyperlink w:anchor="_Toc226659197" w:history="1">
+          <w:hyperlink w:anchor="_Toc226667823" w:history="1">
             <w:r>
               <w:rPr>
                 <w:rStyle w:val="Hiperhivatkozs"/>
@@ -2744,7 +2928,7 @@
                 <w:noProof/>
                 <w:webHidden/>
               </w:rPr>
-              <w:instrText xml:space="preserve"> PAGEREF _Toc226659197 \h </w:instrText>
+              <w:instrText xml:space="preserve"> PAGEREF _Toc226667823 \h </w:instrText>
             </w:r>
             <w:r>
               <w:rPr>
@@ -2764,7 +2948,7 @@
                 <w:noProof/>
                 <w:webHidden/>
               </w:rPr>
-              <w:t>21</w:t>
+              <w:t>24</w:t>
             </w:r>
             <w:r>
               <w:rPr>
@@ -2791,7 +2975,7 @@
               <w14:ligatures w14:val="standardContextual"/>
             </w:rPr>
           </w:pPr>
-          <w:hyperlink w:anchor="_Toc226659198" w:history="1">
+          <w:hyperlink w:anchor="_Toc226667824" w:history="1">
             <w:r>
               <w:rPr>
                 <w:rStyle w:val="Hiperhivatkozs"/>
@@ -2836,7 +3020,7 @@
                 <w:noProof/>
                 <w:webHidden/>
               </w:rPr>
-              <w:instrText xml:space="preserve"> PAGEREF _Toc226659198 \h </w:instrText>
+              <w:instrText xml:space="preserve"> PAGEREF _Toc226667824 \h </w:instrText>
             </w:r>
             <w:r>
               <w:rPr>
@@ -2856,7 +3040,7 @@
                 <w:noProof/>
                 <w:webHidden/>
               </w:rPr>
-              <w:t>22</w:t>
+              <w:t>25</w:t>
             </w:r>
             <w:r>
               <w:rPr>
@@ -2883,7 +3067,7 @@
               <w14:ligatures w14:val="standardContextual"/>
             </w:rPr>
           </w:pPr>
-          <w:hyperlink w:anchor="_Toc226659199" w:history="1">
+          <w:hyperlink w:anchor="_Toc226667825" w:history="1">
             <w:r>
               <w:rPr>
                 <w:rStyle w:val="Hiperhivatkozs"/>
@@ -2928,7 +3112,7 @@
                 <w:noProof/>
                 <w:webHidden/>
               </w:rPr>
-              <w:instrText xml:space="preserve"> PAGEREF _Toc226659199 \h </w:instrText>
+              <w:instrText xml:space="preserve"> PAGEREF _Toc226667825 \h </w:instrText>
             </w:r>
             <w:r>
               <w:rPr>
@@ -2948,7 +3132,7 @@
                 <w:noProof/>
                 <w:webHidden/>
               </w:rPr>
-              <w:t>23</w:t>
+              <w:t>26</w:t>
             </w:r>
             <w:r>
               <w:rPr>
@@ -2982,7 +3166,7 @@
       <w:pPr>
         <w:pStyle w:val="Cmsor1"/>
       </w:pPr>
-      <w:bookmarkStart w:id="3" w:name="_Toc226659172"/>
+      <w:bookmarkStart w:id="3" w:name="_Toc226667796"/>
       <w:r>
         <w:lastRenderedPageBreak/>
         <w:t>Bevezet</w:t>
@@ -3133,7 +3317,7 @@
       <w:pPr>
         <w:pStyle w:val="Cmsor1"/>
       </w:pPr>
-      <w:bookmarkStart w:id="4" w:name="_Toc226659173"/>
+      <w:bookmarkStart w:id="4" w:name="_Toc226667797"/>
       <w:r>
         <w:lastRenderedPageBreak/>
         <w:t>Felhasználói dokumentáció</w:t>
@@ -3144,7 +3328,7 @@
       <w:pPr>
         <w:pStyle w:val="Cmsor2"/>
       </w:pPr>
-      <w:bookmarkStart w:id="5" w:name="_Toc226659174"/>
+      <w:bookmarkStart w:id="5" w:name="_Toc226667798"/>
       <w:r>
         <w:t xml:space="preserve">Rendszerkövetelmények és </w:t>
       </w:r>
@@ -3206,7 +3390,7 @@
       <w:pPr>
         <w:pStyle w:val="Cmsor2"/>
       </w:pPr>
-      <w:bookmarkStart w:id="6" w:name="_Toc226659175"/>
+      <w:bookmarkStart w:id="6" w:name="_Toc226667799"/>
       <w:r>
         <w:t>A publikus felület (Vendég nézet):</w:t>
       </w:r>
@@ -3216,7 +3400,7 @@
       <w:pPr>
         <w:pStyle w:val="Cmsor3"/>
       </w:pPr>
-      <w:bookmarkStart w:id="7" w:name="_Toc226659176"/>
+      <w:bookmarkStart w:id="7" w:name="_Toc226667800"/>
       <w:r>
         <w:t>Navigáció és információs oldalak bemutatás</w:t>
       </w:r>
@@ -3985,7 +4169,7 @@
       <w:pPr>
         <w:pStyle w:val="Cmsor3"/>
       </w:pPr>
-      <w:bookmarkStart w:id="11" w:name="_Toc226659177"/>
+      <w:bookmarkStart w:id="11" w:name="_Toc226667801"/>
       <w:r>
         <w:t>A foglalás menete</w:t>
       </w:r>
@@ -4646,7 +4830,7 @@
       <w:pPr>
         <w:pStyle w:val="Cmsor2"/>
       </w:pPr>
-      <w:bookmarkStart w:id="14" w:name="_Toc226659178"/>
+      <w:bookmarkStart w:id="14" w:name="_Toc226667802"/>
       <w:r>
         <w:lastRenderedPageBreak/>
         <w:t>Az Adminisztrációs felület bemutatása</w:t>
@@ -4719,7 +4903,7 @@
       <w:pPr>
         <w:pStyle w:val="Cmsor3"/>
       </w:pPr>
-      <w:bookmarkStart w:id="15" w:name="_Toc226659179"/>
+      <w:bookmarkStart w:id="15" w:name="_Toc226667803"/>
       <w:r>
         <w:t>Hitelesítés és biztonság (Bejelentkezés)</w:t>
       </w:r>
@@ -4889,7 +5073,7 @@
       <w:pPr>
         <w:pStyle w:val="Cmsor3"/>
       </w:pPr>
-      <w:bookmarkStart w:id="17" w:name="_Toc226659180"/>
+      <w:bookmarkStart w:id="17" w:name="_Toc226667804"/>
       <w:r>
         <w:t>Vezérlőpult (Dashboard) és Foglalások kezelése</w:t>
       </w:r>
@@ -5429,7 +5613,7 @@
       <w:pPr>
         <w:pStyle w:val="Cmsor3"/>
       </w:pPr>
-      <w:bookmarkStart w:id="21" w:name="_Toc226659181"/>
+      <w:bookmarkStart w:id="21" w:name="_Toc226667805"/>
       <w:r>
         <w:t>Globális beállítások és árak dinamikus kezelése</w:t>
       </w:r>
@@ -5718,7 +5902,7 @@
       <w:pPr>
         <w:pStyle w:val="Cmsor3"/>
       </w:pPr>
-      <w:bookmarkStart w:id="23" w:name="_Toc226659182"/>
+      <w:bookmarkStart w:id="23" w:name="_Toc226667806"/>
       <w:r>
         <w:t>Tartalomkezelés (Galéria és Szobák)</w:t>
       </w:r>
@@ -5968,7 +6152,7 @@
       <w:pPr>
         <w:pStyle w:val="Cmsor1"/>
       </w:pPr>
-      <w:bookmarkStart w:id="25" w:name="_Toc226659183"/>
+      <w:bookmarkStart w:id="25" w:name="_Toc226667807"/>
       <w:r>
         <w:lastRenderedPageBreak/>
         <w:t>Fejlesztői dokumentáció</w:t>
@@ -5979,7 +6163,7 @@
       <w:pPr>
         <w:pStyle w:val="Cmsor2"/>
       </w:pPr>
-      <w:bookmarkStart w:id="26" w:name="_Toc226659184"/>
+      <w:bookmarkStart w:id="26" w:name="_Toc226667808"/>
       <w:r>
         <w:t>Felhasznált technológiák és fejlesztői környezet</w:t>
       </w:r>
@@ -5989,7 +6173,7 @@
       <w:pPr>
         <w:pStyle w:val="Cmsor3"/>
       </w:pPr>
-      <w:bookmarkStart w:id="27" w:name="_Toc226659185"/>
+      <w:bookmarkStart w:id="27" w:name="_Toc226667809"/>
       <w:r>
         <w:t>Fejlesztői környezet és verziókezelés</w:t>
       </w:r>
@@ -6201,7 +6385,7 @@
       <w:pPr>
         <w:pStyle w:val="Cmsor3"/>
       </w:pPr>
-      <w:bookmarkStart w:id="28" w:name="_Toc226659186"/>
+      <w:bookmarkStart w:id="28" w:name="_Toc226667810"/>
       <w:r>
         <w:t>Szerveroldali technológiák</w:t>
       </w:r>
@@ -6640,7 +6824,7 @@
       <w:pPr>
         <w:pStyle w:val="Cmsor3"/>
       </w:pPr>
-      <w:bookmarkStart w:id="29" w:name="_Toc226659187"/>
+      <w:bookmarkStart w:id="29" w:name="_Toc226667811"/>
       <w:r>
         <w:t>Adatbázis-kezelés</w:t>
       </w:r>
@@ -6839,7 +7023,7 @@
       <w:pPr>
         <w:pStyle w:val="Cmsor3"/>
       </w:pPr>
-      <w:bookmarkStart w:id="30" w:name="_Toc226659188"/>
+      <w:bookmarkStart w:id="30" w:name="_Toc226667812"/>
       <w:r>
         <w:t>Kliensoldali technológiák</w:t>
       </w:r>
@@ -7023,7 +7207,7 @@
       <w:pPr>
         <w:pStyle w:val="Cmsor3"/>
       </w:pPr>
-      <w:bookmarkStart w:id="31" w:name="_Toc226659189"/>
+      <w:bookmarkStart w:id="31" w:name="_Toc226667813"/>
       <w:r>
         <w:lastRenderedPageBreak/>
         <w:t>Felhasználói felület és prototipizálás</w:t>
@@ -7343,7 +7527,7 @@
       <w:pPr>
         <w:pStyle w:val="Cmsor2"/>
       </w:pPr>
-      <w:bookmarkStart w:id="33" w:name="_Toc226659190"/>
+      <w:bookmarkStart w:id="33" w:name="_Toc226667814"/>
       <w:r>
         <w:t>Rendszerarchitektúra és Üzleti logika</w:t>
       </w:r>
@@ -7353,7 +7537,7 @@
       <w:pPr>
         <w:pStyle w:val="Cmsor3"/>
       </w:pPr>
-      <w:bookmarkStart w:id="34" w:name="_Toc226659191"/>
+      <w:bookmarkStart w:id="34" w:name="_Toc226667815"/>
       <w:r>
         <w:t>Az MVC architekturális minta a gyakorlatban</w:t>
       </w:r>
@@ -7550,7 +7734,7 @@
       <w:pPr>
         <w:pStyle w:val="Cmsor3"/>
       </w:pPr>
-      <w:bookmarkStart w:id="35" w:name="_Toc226659192"/>
+      <w:bookmarkStart w:id="35" w:name="_Toc226667816"/>
       <w:r>
         <w:t>Az üzleti logika és a Service réteg</w:t>
       </w:r>
@@ -8016,7 +8200,7 @@
       <w:pPr>
         <w:pStyle w:val="Cmsor3"/>
       </w:pPr>
-      <w:bookmarkStart w:id="37" w:name="_Toc226659193"/>
+      <w:bookmarkStart w:id="37" w:name="_Toc226667817"/>
       <w:r>
         <w:t>Dinamikus árkalkuláció</w:t>
       </w:r>
@@ -8582,7 +8766,7 @@
       <w:pPr>
         <w:pStyle w:val="Cmsor3"/>
       </w:pPr>
-      <w:bookmarkStart w:id="39" w:name="_Toc226659194"/>
+      <w:bookmarkStart w:id="39" w:name="_Toc226667818"/>
       <w:r>
         <w:t>Útválasztás (Routing) és Köztesrétegek (Middleware)</w:t>
       </w:r>
@@ -8817,7 +9001,7 @@
       <w:pPr>
         <w:pStyle w:val="Cmsor2"/>
       </w:pPr>
-      <w:bookmarkStart w:id="40" w:name="_Toc226659195"/>
+      <w:bookmarkStart w:id="40" w:name="_Toc226667819"/>
       <w:r>
         <w:t>Adatbázis-tervezés és Adatkezelés</w:t>
       </w:r>
@@ -8827,7 +9011,7 @@
       <w:pPr>
         <w:pStyle w:val="Cmsor3"/>
       </w:pPr>
-      <w:bookmarkStart w:id="41" w:name="_Toc226659196"/>
+      <w:bookmarkStart w:id="41" w:name="_Toc226667820"/>
       <w:r>
         <w:t>Relációs adatmodell és ER-diagram</w:t>
       </w:r>
@@ -9086,9 +9270,11 @@
       <w:pPr>
         <w:pStyle w:val="Cmsor3"/>
       </w:pPr>
+      <w:bookmarkStart w:id="43" w:name="_Toc226667821"/>
       <w:r>
         <w:t>Adatbázis-migrációk és az Eloquent ORM a gyakorlatban</w:t>
       </w:r>
+      <w:bookmarkEnd w:id="43"/>
     </w:p>
     <w:p>
       <w:r>
@@ -9124,186 +9310,66 @@
         <w:t>dattípus kiválasztása mennyiségeknél és áraknál</w:t>
       </w:r>
       <w:r>
+        <w:t xml:space="preserve">. A </w:t>
+      </w:r>
+      <w:r>
+        <w:lastRenderedPageBreak/>
+        <w:t xml:space="preserve">mennyiséget vagy árat mutató adatoknál előjel nélküli egész (unsignedInteger) adattípust alkalmaztam, mert ezek nem vehetnek fel negatív értéket, ezzel is </w:t>
+      </w:r>
+      <w:r>
+        <w:t>további adatbázis-szintű védelmet biztosítva</w:t>
+      </w:r>
+      <w:r>
+        <w:t xml:space="preserve"> a programomnak. </w:t>
+      </w:r>
+    </w:p>
+    <w:p>
+      <w:r>
+        <w:t xml:space="preserve">Továbbá a globális változóknál </w:t>
+      </w:r>
+      <w:r>
+        <w:t>Kulcs-Érték</w:t>
+      </w:r>
+      <w:r>
+        <w:t xml:space="preserve"> (</w:t>
+      </w:r>
+      <w:r>
+        <w:t>Key-Value</w:t>
+      </w:r>
+      <w:r>
+        <w:t>)</w:t>
+      </w:r>
+      <w:r>
+        <w:t xml:space="preserve"> adattárolási mint</w:t>
+      </w:r>
+      <w:r>
+        <w:t>át alkalmaztam. Így tehát például a fűtés kapcsoló, vagy a telefonszám nem egyetlen sorból álló hagyományos táblában tárolódik, hanem egy Key-Value struktúrájú site_settings táblában, ahol a key a PRIMARY KEY. Ez praktikus, ha új globális beállítást szeretnék a későbbiekben hozzáadni – nem lesz szükség új egyéni oszlopra.</w:t>
+      </w:r>
+      <w:r>
+        <w:t xml:space="preserve"> Ennek megfelelő működéséhez a </w:t>
+      </w:r>
+      <w:r>
+        <w:t>SiteSetting modell konfigurációjában</w:t>
+      </w:r>
+      <w:r>
+        <w:t xml:space="preserve"> is explicit módon felül kellett írnom</w:t>
+      </w:r>
+      <w:r>
+        <w:t xml:space="preserve"> a keretrendszer alapértelmezett viselkedését</w:t>
+      </w:r>
+      <w:r>
+        <w:t xml:space="preserve">, máskülönben </w:t>
+      </w:r>
+      <w:r>
+        <w:t>az ORM hibás SQL lekérdezéseket generált volna</w:t>
+      </w:r>
+      <w:r>
         <w:t xml:space="preserve">. </w:t>
       </w:r>
-      <w:r>
-        <w:t xml:space="preserve">A </w:t>
-      </w:r>
-      <w:r>
-        <w:lastRenderedPageBreak/>
-        <w:t xml:space="preserve">mennyiséget vagy árat mutató adatoknál </w:t>
-      </w:r>
-      <w:r>
-        <w:t>előjel nélküli egész (</w:t>
-      </w:r>
-      <w:r>
-        <w:t>unsigned</w:t>
-      </w:r>
-      <w:r>
-        <w:t>I</w:t>
-      </w:r>
-      <w:r>
-        <w:t>nteger</w:t>
-      </w:r>
-      <w:r>
-        <w:t>)</w:t>
-      </w:r>
-      <w:r>
-        <w:t xml:space="preserve"> adattípust alkalmaztam</w:t>
-      </w:r>
-      <w:r>
-        <w:t>, mert e</w:t>
-      </w:r>
-      <w:r>
-        <w:t>zek nem vehetnek fel negatív értéket</w:t>
-      </w:r>
-      <w:r>
-        <w:t xml:space="preserve">, ezzel is </w:t>
-      </w:r>
-      <w:r>
-        <w:t>további adatbázis-szintű védelmet biztosítva</w:t>
-      </w:r>
-      <w:r>
-        <w:t xml:space="preserve"> a programomnak. </w:t>
-      </w:r>
-    </w:p>
-    <w:p>
-      <w:r>
-        <w:t xml:space="preserve">Továbbá a globális változóknál </w:t>
-      </w:r>
-      <w:r>
-        <w:t>Kulcs-Érték</w:t>
-      </w:r>
-      <w:r>
-        <w:t xml:space="preserve"> (</w:t>
-      </w:r>
-      <w:r>
-        <w:t>Key-Value</w:t>
-      </w:r>
-      <w:r>
-        <w:t>)</w:t>
-      </w:r>
-      <w:r>
-        <w:t xml:space="preserve"> adattárolási mint</w:t>
-      </w:r>
-      <w:r>
-        <w:t xml:space="preserve">át alkalmaztam. Így tehát például a </w:t>
-      </w:r>
-      <w:r>
-        <w:t xml:space="preserve">fűtés kapcsoló, </w:t>
-      </w:r>
-      <w:r>
-        <w:t xml:space="preserve">vagy a </w:t>
-      </w:r>
-      <w:r>
-        <w:t>telefonszám nem egyetlen sorból álló hagyományos táblában tárol</w:t>
-      </w:r>
-      <w:r>
-        <w:t>ódik</w:t>
-      </w:r>
-      <w:r>
-        <w:t>, hanem egy Key-Value struktúrájú site_settings táblában, ahol a key a PRIMARY KEY.</w:t>
-      </w:r>
-      <w:r>
-        <w:t xml:space="preserve"> Ez p</w:t>
-      </w:r>
-      <w:r>
-        <w:t xml:space="preserve">raktikus, ha új globális beállítást szeretnék a későbbiekben hozzáadni </w:t>
-      </w:r>
-      <w:r>
-        <w:t>–</w:t>
-      </w:r>
-      <w:r>
-        <w:t xml:space="preserve"> nem lesz szükség új egyéni</w:t>
-      </w:r>
-      <w:r>
-        <w:t xml:space="preserve"> oszlopra.</w:t>
-      </w:r>
-      <w:r>
-        <w:t xml:space="preserve"> Ennek megfelelő működéséhez a </w:t>
-      </w:r>
-      <w:r>
-        <w:t>SiteSetting modell konfigurációjában</w:t>
-      </w:r>
-      <w:r>
-        <w:t xml:space="preserve"> is explicit módon felül kellett írnom</w:t>
-      </w:r>
-      <w:r>
-        <w:t xml:space="preserve"> a keretrendszer alapértelmezett viselkedését</w:t>
-      </w:r>
-      <w:r>
-        <w:t xml:space="preserve">, máskülönben </w:t>
-      </w:r>
-      <w:r>
-        <w:t>az ORM hibás SQL lekérdezéseket generált volna</w:t>
-      </w:r>
-      <w:r>
-        <w:t xml:space="preserve">. </w:t>
-      </w:r>
-    </w:p>
-    <w:p>
-      <w:r>
-        <w:t>Mindemellett „</w:t>
-      </w:r>
-      <w:r>
-        <w:t>price_items</w:t>
-      </w:r>
-      <w:r>
-        <w:t>”</w:t>
-      </w:r>
-      <w:r>
-        <w:t xml:space="preserve"> és </w:t>
-      </w:r>
-      <w:r>
-        <w:t>„</w:t>
-      </w:r>
-      <w:r>
-        <w:t>gallery_images</w:t>
-      </w:r>
-      <w:r>
-        <w:t>”</w:t>
-      </w:r>
-      <w:r>
-        <w:t xml:space="preserve"> táblákban</w:t>
-      </w:r>
-      <w:r>
-        <w:t xml:space="preserve"> definiáltam egy</w:t>
-      </w:r>
-      <w:r>
-        <w:t xml:space="preserve"> </w:t>
-      </w:r>
-      <w:r>
-        <w:t>„</w:t>
-      </w:r>
-      <w:r>
-        <w:t>sort_order</w:t>
-      </w:r>
-      <w:r>
-        <w:t>”</w:t>
-      </w:r>
-      <w:r>
-        <w:t xml:space="preserve"> </w:t>
-      </w:r>
-      <w:r>
-        <w:t xml:space="preserve">nevű </w:t>
-      </w:r>
-      <w:r>
-        <w:t>attribútum</w:t>
-      </w:r>
-      <w:r>
-        <w:t xml:space="preserve">ot, ezzel szintén a jövőtűrő tervezést támogattam. </w:t>
-      </w:r>
-      <w:r>
-        <w:t>A későbbiekben ha egyik jobb képet előre szeretné</w:t>
-      </w:r>
-      <w:r>
-        <w:t>k</w:t>
-      </w:r>
-      <w:r>
-        <w:t xml:space="preserve"> hozni az oldalon, vagy egy új árat veszek fel, és nem a lista végére szeretném, akkor ennek segítségével lesz rendezhető a felsorolás</w:t>
-      </w:r>
-      <w:r>
-        <w:t>.</w:t>
+    </w:p>
+    <w:p>
+      <w:r>
+        <w:t>Mindemellett „price_items” és „gallery_images” táblákban definiáltam egy „sort_order” nevű attribútumot, ezzel szintén a jövőtűrő tervezést támogattam. A későbbiekben ha egyik jobb képet előre szeretnék hozni az oldalon, vagy egy új árat veszek fel, és nem a lista végére szeretném, akkor ennek segítségével lesz rendezhető a felsorolás.</w:t>
       </w:r>
     </w:p>
     <w:p>
@@ -9315,9 +9381,11 @@
       <w:pPr>
         <w:pStyle w:val="Cmsor3"/>
       </w:pPr>
+      <w:bookmarkStart w:id="44" w:name="_Toc226667822"/>
       <w:r>
         <w:t>Adatintegritás, GDPR és a törlési stratégiák</w:t>
       </w:r>
+      <w:bookmarkEnd w:id="44"/>
     </w:p>
     <w:p>
       <w:r>
@@ -9427,8 +9495,8 @@
       <w:pPr>
         <w:pStyle w:val="Cmsor1"/>
       </w:pPr>
-      <w:bookmarkStart w:id="43" w:name="_Toc226659197"/>
-      <w:commentRangeStart w:id="44"/>
+      <w:bookmarkStart w:id="45" w:name="_Toc226667823"/>
+      <w:commentRangeStart w:id="46"/>
       <w:r>
         <w:lastRenderedPageBreak/>
         <w:t>Összefoglalás és tovább</w:t>
@@ -9436,15 +9504,15 @@
       <w:r>
         <w:t>i fejlesztési lehetőségek</w:t>
       </w:r>
-      <w:bookmarkEnd w:id="43"/>
-      <w:commentRangeEnd w:id="44"/>
+      <w:bookmarkEnd w:id="45"/>
+      <w:commentRangeEnd w:id="46"/>
       <w:r>
         <w:rPr>
           <w:rStyle w:val="Jegyzethivatkozs"/>
           <w:sz w:val="32"/>
           <w:szCs w:val="32"/>
         </w:rPr>
-        <w:commentReference w:id="44"/>
+        <w:commentReference w:id="46"/>
       </w:r>
     </w:p>
     <w:p/>
@@ -9457,12 +9525,12 @@
       <w:pPr>
         <w:pStyle w:val="Cmsor1"/>
       </w:pPr>
-      <w:bookmarkStart w:id="45" w:name="_Toc226659198"/>
+      <w:bookmarkStart w:id="47" w:name="_Toc226667824"/>
       <w:r>
         <w:lastRenderedPageBreak/>
         <w:t>Irodalomjegyzék</w:t>
       </w:r>
-      <w:bookmarkEnd w:id="45"/>
+      <w:bookmarkEnd w:id="47"/>
     </w:p>
     <w:p>
       <w:pPr>
@@ -9487,21 +9555,21 @@
       <w:pPr>
         <w:pStyle w:val="Cmsor1"/>
       </w:pPr>
-      <w:bookmarkStart w:id="46" w:name="_Toc226659199"/>
-      <w:commentRangeStart w:id="47"/>
+      <w:bookmarkStart w:id="48" w:name="_Toc226667825"/>
+      <w:commentRangeStart w:id="49"/>
       <w:r>
         <w:lastRenderedPageBreak/>
         <w:t>Melléklet</w:t>
       </w:r>
-      <w:bookmarkEnd w:id="46"/>
-      <w:commentRangeEnd w:id="47"/>
+      <w:bookmarkEnd w:id="48"/>
+      <w:commentRangeEnd w:id="49"/>
       <w:r>
         <w:rPr>
           <w:rStyle w:val="Jegyzethivatkozs"/>
           <w:sz w:val="32"/>
           <w:szCs w:val="32"/>
         </w:rPr>
-        <w:commentReference w:id="47"/>
+        <w:commentReference w:id="49"/>
       </w:r>
     </w:p>
     <w:p>
@@ -9575,7 +9643,7 @@
       </w:r>
     </w:p>
   </w:comment>
-  <w:comment w:id="44" w:author="Németh Gábor Árpád Dr." w:date="2021-11-17T13:25:00Z" w:initials="NGÁD">
+  <w:comment w:id="46" w:author="Németh Gábor Árpád Dr." w:date="2021-11-17T13:25:00Z" w:initials="NGÁD">
     <w:p>
       <w:pPr>
         <w:pStyle w:val="Jegyzetszveg"/>
@@ -9606,7 +9674,7 @@
       </w:r>
     </w:p>
   </w:comment>
-  <w:comment w:id="47" w:author="Gludovátz Attila" w:date="2021-11-11T11:08:00Z" w:initials="GA">
+  <w:comment w:id="49" w:author="Gludovátz Attila" w:date="2021-11-11T11:08:00Z" w:initials="GA">
     <w:p>
       <w:pPr>
         <w:pStyle w:val="Jegyzetszveg"/>
@@ -10858,6 +10926,7 @@
   <w:style w:type="character" w:default="1" w:styleId="Bekezdsalapbettpusa">
     <w:name w:val="Default Paragraph Font"/>
     <w:uiPriority w:val="1"/>
+    <w:semiHidden/>
     <w:unhideWhenUsed/>
   </w:style>
   <w:style w:type="table" w:default="1" w:styleId="Normltblzat">
@@ -11837,16 +11906,16 @@
 </file>
 
 <file path=customXml/item2.xml><?xml version="1.0" encoding="utf-8"?>
-<b:Sources xmlns:b="http://schemas.openxmlformats.org/officeDocument/2006/bibliography" xmlns="http://schemas.openxmlformats.org/officeDocument/2006/bibliography" SelectedStyle="\APASixthEditionOfficeOnline.xsl" StyleName="APA" Version="6"/>
-</file>
-
-<file path=customXml/item3.xml><?xml version="1.0" encoding="utf-8"?>
 <?mso-contentType ?>
 <FormTemplates xmlns="http://schemas.microsoft.com/sharepoint/v3/contenttype/forms">
   <Display>DocumentLibraryForm</Display>
   <Edit>DocumentLibraryForm</Edit>
   <New>DocumentLibraryForm</New>
 </FormTemplates>
+</file>
+
+<file path=customXml/item3.xml><?xml version="1.0" encoding="utf-8"?>
+<b:Sources xmlns:b="http://schemas.openxmlformats.org/officeDocument/2006/bibliography" xmlns="http://schemas.openxmlformats.org/officeDocument/2006/bibliography" SelectedStyle="\APASixthEditionOfficeOnline.xsl" StyleName="APA" Version="6"/>
 </file>
 
 <file path=customXml/itemProps1.xml><?xml version="1.0" encoding="utf-8"?>
@@ -11868,17 +11937,17 @@
 </file>
 
 <file path=customXml/itemProps2.xml><?xml version="1.0" encoding="utf-8"?>
+<ds:datastoreItem xmlns:ds="http://schemas.openxmlformats.org/officeDocument/2006/customXml" ds:itemID="{79D0F40F-646A-4DBF-9119-0FC598DFBBBB}">
+  <ds:schemaRefs>
+    <ds:schemaRef ds:uri="http://schemas.microsoft.com/sharepoint/v3/contenttype/forms"/>
+  </ds:schemaRefs>
+</ds:datastoreItem>
+</file>
+
+<file path=customXml/itemProps3.xml><?xml version="1.0" encoding="utf-8"?>
 <ds:datastoreItem xmlns:ds="http://schemas.openxmlformats.org/officeDocument/2006/customXml" ds:itemID="{E9F6CDE2-636C-4043-AFFC-7CB0CE5DF55A}">
   <ds:schemaRefs>
     <ds:schemaRef ds:uri="http://schemas.openxmlformats.org/officeDocument/2006/bibliography"/>
   </ds:schemaRefs>
 </ds:datastoreItem>
-</file>
-
-<file path=customXml/itemProps3.xml><?xml version="1.0" encoding="utf-8"?>
-<ds:datastoreItem xmlns:ds="http://schemas.openxmlformats.org/officeDocument/2006/customXml" ds:itemID="{79D0F40F-646A-4DBF-9119-0FC598DFBBBB}">
-  <ds:schemaRefs>
-    <ds:schemaRef ds:uri="http://schemas.microsoft.com/sharepoint/v3/contenttype/forms"/>
-  </ds:schemaRefs>
-</ds:datastoreItem>
 </file>